--- a/soderzhatelnaya_chast_pm02_Koltsov.docx
+++ b/soderzhatelnaya_chast_pm02_Koltsov.docx
@@ -53,7 +53,7 @@
           <w:rFonts w:ascii="Times New Roman" w:hAnsi="Times New Roman"/>
           <w:sz w:val="28"/>
         </w:rPr>
-        <w:t>ЗАКЛЮЧЕНИЕ………………………………………………………...…….…..14</w:t>
+        <w:t>ЗАКЛЮЧЕНИЕ………………………………………………………...…….…..10</w:t>
       </w:r>
     </w:p>
     <w:p>
@@ -66,7 +66,7 @@
           <w:rFonts w:ascii="Times New Roman" w:hAnsi="Times New Roman"/>
           <w:sz w:val="28"/>
         </w:rPr>
-        <w:t>СПИСОК ИСПОЛЬЗОВАННЫХ ИСТОЧНИКОВ………………………..…..15</w:t>
+        <w:t>СПИСОК ИСПОЛЬЗОВАННЫХ ИСТОЧНИКОВ………………………..…..11</w:t>
       </w:r>
     </w:p>
     <w:p>
@@ -79,7 +79,7 @@
           <w:rFonts w:ascii="Times New Roman" w:hAnsi="Times New Roman"/>
           <w:sz w:val="28"/>
         </w:rPr>
-        <w:t>ПРИЛОЖЕНИЯ…………………………………………………………………..16</w:t>
+        <w:t>ПРИЛОЖЕНИЯ…………………………………………………………………..12</w:t>
       </w:r>
     </w:p>
     <w:p>
@@ -94,7 +94,7 @@
         </w:rPr>
         <w:t>Приложение 1: Нормативно-правовые акты, регулирующие деятельность</w:t>
         <w:br/>
-        <w:t>организации……………………………………....16</w:t>
+        <w:t>организации……………………………………....12</w:t>
       </w:r>
     </w:p>
     <w:p>
@@ -107,7 +107,7 @@
           <w:rFonts w:ascii="Times New Roman" w:hAnsi="Times New Roman"/>
           <w:sz w:val="28"/>
         </w:rPr>
-        <w:t>Приложение 2: Организационная структура ООО «Купишуз»…….17</w:t>
+        <w:t>Приложение 2: Организационная структура ООО «Купишуз»…….13</w:t>
       </w:r>
     </w:p>
     <w:p>
@@ -120,7 +120,7 @@
           <w:rFonts w:ascii="Times New Roman" w:hAnsi="Times New Roman"/>
           <w:sz w:val="28"/>
         </w:rPr>
-        <w:t>Приложение 3: План помещений…………………………………………..18</w:t>
+        <w:t>Приложение 3: План помещений…………………………………………..14</w:t>
       </w:r>
     </w:p>
     <w:p>
@@ -135,7 +135,7 @@
         </w:rPr>
         <w:t>Приложение 4: Основные показатели финансово-хозяйственной</w:t>
         <w:br/>
-        <w:t>деятельности организации за 2025–2026 гг. ……………………19</w:t>
+        <w:t>деятельности организации за 2025–2026 гг. ……………………15</w:t>
       </w:r>
     </w:p>
     <w:p>
@@ -150,7 +150,7 @@
         </w:rPr>
         <w:t>Приложение 5: Динамика выручки, чистой прибыли и структура затрат</w:t>
         <w:br/>
-        <w:t>организации за 2025–2026 гг. ………………………20</w:t>
+        <w:t>организации за 2025–2026 гг. ………………………16</w:t>
       </w:r>
     </w:p>
     <w:p>
@@ -203,22 +203,6 @@
           <w:rFonts w:eastAsia="Times New Roman"/>
         </w:rPr>
         <w:t>Основной целью прохождения производственной практики (по профилю специальности) было освоение видов профессиональной деятельности, систематизация, обобщение, закрепление и углубление знаний и умений, формирование общих и профессиональных компетенций, приобретение практического опыта в рамках профессиональных модулей.</w:t>
-      </w:r>
-    </w:p>
-    <w:p>
-      <w:pPr>
-        <w:ind w:firstLine="709"/>
-        <w:jc w:val="both"/>
-        <w:spacing w:before="0" w:after="0" w:line="360" w:lineRule="auto"/>
-      </w:pPr>
-      <w:r>
-        <w:rPr>
-          <w:rFonts w:ascii="Times New Roman" w:hAnsi="Times New Roman"/>
-          <w:b w:val="0"/>
-          <w:sz w:val="28"/>
-          <w:rFonts w:eastAsia="Times New Roman"/>
-        </w:rPr>
-        <w:t>Целью прохождения производственной практики (по профилю специальности) также является реализация теоретических знаний, умений и навыков, а также получение новых знаний и представлений о практической деятельности в организации.</w:t>
       </w:r>
     </w:p>
     <w:p>
@@ -322,7 +306,7 @@
           <w:sz w:val="28"/>
           <w:rFonts w:eastAsia="Times New Roman"/>
         </w:rPr>
-        <w:t>Общество с ограниченной ответственностью «Купишуз» зарегистрировано в 2010 году. ИНН организации — 7705935687. Высшим органом управления является общее собрание участников; текущее руководство осуществляет генеральный директор.</w:t>
+        <w:t>Общество с ограниченной ответственностью «Купишуз» зарегистрировано в 2010 году. Организация осуществляет деятельность в соответствии с основным кодом ОКВЭД 47.91.2 — «Торговля розничная, осуществляемая непосредственно при помощи информационно-коммуникационной сети Интернет».</w:t>
       </w:r>
     </w:p>
     <w:p>
@@ -338,39 +322,7 @@
           <w:sz w:val="28"/>
           <w:rFonts w:eastAsia="Times New Roman"/>
         </w:rPr>
-        <w:t>Организация осуществляет деятельность в соответствии с основным кодом ОКВЭД 47.91.2 — «Торговля розничная, осуществляемая непосредственно при помощи информационно-коммуникационной сети Интернет».</w:t>
-      </w:r>
-    </w:p>
-    <w:p>
-      <w:pPr>
-        <w:ind w:firstLine="709"/>
-        <w:jc w:val="both"/>
-        <w:spacing w:before="0" w:after="0" w:line="360" w:lineRule="auto"/>
-      </w:pPr>
-      <w:r>
-        <w:rPr>
-          <w:rFonts w:ascii="Times New Roman" w:hAnsi="Times New Roman"/>
-          <w:b w:val="0"/>
-          <w:sz w:val="28"/>
-          <w:rFonts w:eastAsia="Times New Roman"/>
-        </w:rPr>
-        <w:t>Нормативный правовой акт — официальный документ установленной формы, принятый в пределах компетенции уполномоченного государственного органа (должностного лица), иных социальных структур. Нормативно-правовые акты, регулирующие деятельность ООО, можно посмотреть в Приложении 1.</w:t>
-      </w:r>
-    </w:p>
-    <w:p>
-      <w:pPr>
-        <w:ind w:firstLine="709"/>
-        <w:jc w:val="both"/>
-        <w:spacing w:before="0" w:after="0" w:line="360" w:lineRule="auto"/>
-      </w:pPr>
-      <w:r>
-        <w:rPr>
-          <w:rFonts w:ascii="Times New Roman" w:hAnsi="Times New Roman"/>
-          <w:b w:val="0"/>
-          <w:sz w:val="28"/>
-          <w:rFonts w:eastAsia="Times New Roman"/>
-        </w:rPr>
-        <w:t>С организационной структурой предприятия можно так же ознакомиться в Приложении 2.</w:t>
+        <w:t>Нормативно-правовые акты, регулирующие деятельность ООО, можно посмотреть в Приложении 1. С организационной структурой предприятия можно ознакомиться в Приложении 2.</w:t>
       </w:r>
     </w:p>
     <w:p>
@@ -397,7 +349,7 @@
       <w:pPr>
         <w:ind w:firstLine="709"/>
         <w:jc w:val="both"/>
-        <w:spacing w:before="200" w:after="0" w:line="360" w:lineRule="auto"/>
+        <w:spacing w:before="100" w:after="0" w:line="360" w:lineRule="auto"/>
       </w:pPr>
       <w:r>
         <w:rPr>
@@ -422,7 +374,7 @@
           <w:sz w:val="28"/>
           <w:rFonts w:eastAsia="Times New Roman"/>
         </w:rPr>
-        <w:t>Первый день производственной практики начался с прохождения инструктажа по технике безопасности, охране труда, пожарной безопасности и правилам внутреннего трудового распорядка организации, проведённого руководителем практики.</w:t>
+        <w:t>Первый день производственной практики начался с прохождения инструктажа по технике безопасности, охране труда, пожарной безопасности и правилам внутреннего трудового распорядка организации.</w:t>
       </w:r>
     </w:p>
     <w:p>
@@ -438,46 +390,14 @@
           <w:sz w:val="28"/>
           <w:rFonts w:eastAsia="Times New Roman"/>
         </w:rPr>
-        <w:t>После инструктажа я ознакомился с общими сведениями и организационной структурой предприятия. ООО «Купишуз» — крупное предприятие в сфере интернет-торговли, развивающее платформу Lamoda с 2011 года. Организация имеет головной офис в г. Москве, собственный фулфилмент-центр в Московской области и развитую сеть пунктов выдачи заказов и партнёров по доставке на территории Российской Федерации и стран ближнего зарубежья.</w:t>
+        <w:t>После инструктажа я ознакомился с общими сведениями и организационной структурой предприятия. ООО «Купишуз» — крупное предприятие в сфере интернет-торговли, развивающее платформу Lamoda. Организационная структура — линейно-функциональная, с блоками: коммерция, маркетинг, логистика, IT, финансы, клиентский сервис, HR. С организационной структурой можно ознакомиться в Приложении 2.</w:t>
       </w:r>
     </w:p>
     <w:p>
       <w:pPr>
         <w:ind w:firstLine="709"/>
         <w:jc w:val="both"/>
-        <w:spacing w:before="0" w:after="0" w:line="360" w:lineRule="auto"/>
-      </w:pPr>
-      <w:r>
-        <w:rPr>
-          <w:rFonts w:ascii="Times New Roman" w:hAnsi="Times New Roman"/>
-          <w:b w:val="0"/>
-          <w:sz w:val="28"/>
-          <w:rFonts w:eastAsia="Times New Roman"/>
-        </w:rPr>
-        <w:t>Организационная структура предприятия — линейно-функциональная, с выделенными функциональными блоками: коммерция и закупки, маркетинг, логистика и фулфилмент, IT и продукт, финансы и бухгалтерия, клиентский сервис, HR. Общая численность персонала составляет несколько тысяч человек, включая сотрудников склада и контактного центра. Руководство компанией осуществляет генеральный директор, в подчинении которого находятся директора по направлениям. Такая структура обеспечивает чёткое распределение зон ответственности, масштабируемость процессов и устойчивую работу высоконагруженной онлайн-платформы.</w:t>
-      </w:r>
-    </w:p>
-    <w:p>
-      <w:pPr>
-        <w:ind w:firstLine="709"/>
-        <w:jc w:val="both"/>
-        <w:spacing w:before="0" w:after="0" w:line="360" w:lineRule="auto"/>
-      </w:pPr>
-      <w:r>
-        <w:rPr>
-          <w:rFonts w:ascii="Times New Roman" w:hAnsi="Times New Roman"/>
-          <w:b w:val="0"/>
-          <w:sz w:val="28"/>
-          <w:rFonts w:eastAsia="Times New Roman"/>
-        </w:rPr>
-        <w:t>С организационной структурой ООО «Купишуз» можно ознакомиться в Приложении 2.</w:t>
-      </w:r>
-    </w:p>
-    <w:p>
-      <w:pPr>
-        <w:ind w:firstLine="709"/>
-        <w:jc w:val="both"/>
-        <w:spacing w:before="200" w:after="0" w:line="360" w:lineRule="auto"/>
+        <w:spacing w:before="100" w:after="0" w:line="360" w:lineRule="auto"/>
       </w:pPr>
       <w:r>
         <w:rPr>
@@ -502,7 +422,7 @@
           <w:sz w:val="28"/>
           <w:rFonts w:eastAsia="Times New Roman"/>
         </w:rPr>
-        <w:t>Второй день практики был посвящён изучению системы взаимодействия организации с поставщиками, а также основным принципам их выбора.</w:t>
+        <w:t>Второй день практики был посвящён изучению системы взаимодействия организации с поставщиками. Ключевыми поставщиками являются производители и дистрибьюторы одежды, обуви, аксессуаров, косметики, товаров для спорта и дома.</w:t>
       </w:r>
     </w:p>
     <w:p>
@@ -518,146 +438,14 @@
           <w:sz w:val="28"/>
           <w:rFonts w:eastAsia="Times New Roman"/>
         </w:rPr>
-        <w:t>Предприятие осуществляет деятельность в сфере дистанционной розничной торговли (ОКВЭД 47.91.2). Ключевыми поставщиками являются производители и официальные дистрибьюторы одежды, обуви, аксессуаров, парфюмерно-косметической продукции, товаров для спорта и дома. Дополнительно компания взаимодействует с поставщиками упаковочных материалов, IT-сервисов, транспортно-логистических услуг и услуг по хранению.</w:t>
+        <w:t>Система взаимодействия построена на категорийном принципе: за каждой товарной категорией закреплён закупщик. Основные принципы выбора поставщиков: качество и соответствие требованиям, надёжность, ценовая конкурентоспособность, сроки поставки, гибкость сотрудничества, соответствие требованиям сертификации и маркировки.</w:t>
       </w:r>
     </w:p>
     <w:p>
       <w:pPr>
         <w:ind w:firstLine="709"/>
         <w:jc w:val="both"/>
-        <w:spacing w:before="0" w:after="0" w:line="360" w:lineRule="auto"/>
-      </w:pPr>
-      <w:r>
-        <w:rPr>
-          <w:rFonts w:ascii="Times New Roman" w:hAnsi="Times New Roman"/>
-          <w:b w:val="0"/>
-          <w:sz w:val="28"/>
-          <w:rFonts w:eastAsia="Times New Roman"/>
-        </w:rPr>
-        <w:t>Система взаимодействия с поставщиками построена на категорийном принципе: за каждой товарной категорией закреплён закупщик (category manager), который отвечает за формирование ассортимента, переговоры по условиям поставок и контроль выполнения договорных обязательств. Взаимодействие включает поиск и оценку потенциальных поставщиков, запрос коммерческих предложений и условий, проведение переговоров, заключение договоров поставки и/или комиссии, контроль качества, сроков и полноты поставок, а также электронный документооборот через специализированные системы.</w:t>
-      </w:r>
-    </w:p>
-    <w:p>
-      <w:pPr>
-        <w:ind w:firstLine="709"/>
-        <w:jc w:val="both"/>
-        <w:spacing w:before="0" w:after="0" w:line="360" w:lineRule="auto"/>
-      </w:pPr>
-      <w:r>
-        <w:rPr>
-          <w:rFonts w:ascii="Times New Roman" w:hAnsi="Times New Roman"/>
-          <w:b w:val="0"/>
-          <w:sz w:val="28"/>
-          <w:rFonts w:eastAsia="Times New Roman"/>
-        </w:rPr>
-        <w:t>Основные принципы выбора поставщиков:</w:t>
-      </w:r>
-    </w:p>
-    <w:p>
-      <w:pPr>
-        <w:ind w:left="709"/>
-        <w:jc w:val="both"/>
-        <w:spacing w:before="0" w:after="0" w:line="360" w:lineRule="auto"/>
-      </w:pPr>
-      <w:r>
-        <w:rPr>
-          <w:rFonts w:ascii="Times New Roman" w:hAnsi="Times New Roman"/>
-          <w:sz w:val="28"/>
-        </w:rPr>
-        <w:t>1. Качество и соответствие требованиям — приоритет отдаётся поставщикам, продукция которых соответствует требованиям технических регламентов ЕАЭС, обязательной сертификации и стандартам бренда.</w:t>
-      </w:r>
-    </w:p>
-    <w:p>
-      <w:pPr>
-        <w:ind w:left="709"/>
-        <w:jc w:val="both"/>
-        <w:spacing w:before="0" w:after="0" w:line="360" w:lineRule="auto"/>
-      </w:pPr>
-      <w:r>
-        <w:rPr>
-          <w:rFonts w:ascii="Times New Roman" w:hAnsi="Times New Roman"/>
-          <w:sz w:val="28"/>
-        </w:rPr>
-        <w:t>2. Надёжность и деловая репутация — предпочтение отдаётся проверенным контрагентам с положительной репутацией и стабильной финансовой устойчивостью.</w:t>
-      </w:r>
-    </w:p>
-    <w:p>
-      <w:pPr>
-        <w:ind w:left="709"/>
-        <w:jc w:val="both"/>
-        <w:spacing w:before="0" w:after="0" w:line="360" w:lineRule="auto"/>
-      </w:pPr>
-      <w:r>
-        <w:rPr>
-          <w:rFonts w:ascii="Times New Roman" w:hAnsi="Times New Roman"/>
-          <w:sz w:val="28"/>
-        </w:rPr>
-        <w:t>3. Ценовая конкурентоспособность — выбор осуществляется с учётом оптимального соотношения «цена – качество» и маржинальности категории.</w:t>
-      </w:r>
-    </w:p>
-    <w:p>
-      <w:pPr>
-        <w:ind w:left="709"/>
-        <w:jc w:val="both"/>
-        <w:spacing w:before="0" w:after="0" w:line="360" w:lineRule="auto"/>
-      </w:pPr>
-      <w:r>
-        <w:rPr>
-          <w:rFonts w:ascii="Times New Roman" w:hAnsi="Times New Roman"/>
-          <w:sz w:val="28"/>
-        </w:rPr>
-        <w:t>4. Сроки поставки и логистика — способность обеспечивать регулярные поставки на фулфилмент-центр и соблюдение графика отгрузок.</w:t>
-      </w:r>
-    </w:p>
-    <w:p>
-      <w:pPr>
-        <w:ind w:left="709"/>
-        <w:jc w:val="both"/>
-        <w:spacing w:before="0" w:after="0" w:line="360" w:lineRule="auto"/>
-      </w:pPr>
-      <w:r>
-        <w:rPr>
-          <w:rFonts w:ascii="Times New Roman" w:hAnsi="Times New Roman"/>
-          <w:sz w:val="28"/>
-        </w:rPr>
-        <w:t>5. Условия оплаты и гибкость сотрудничества — возможность работы по договору комиссии, отсрочки платежа, совместных маркетинговых акций.</w:t>
-      </w:r>
-    </w:p>
-    <w:p>
-      <w:pPr>
-        <w:ind w:left="709"/>
-        <w:jc w:val="both"/>
-        <w:spacing w:before="0" w:after="0" w:line="360" w:lineRule="auto"/>
-      </w:pPr>
-      <w:r>
-        <w:rPr>
-          <w:rFonts w:ascii="Times New Roman" w:hAnsi="Times New Roman"/>
-          <w:sz w:val="28"/>
-        </w:rPr>
-        <w:t>6. Соответствие требованиям сертификации, маркировки (в том числе системе «Честный ЗНАК» по обуви и лёгкой промышленности) и экологической безопасности.</w:t>
-      </w:r>
-    </w:p>
-    <w:p>
-      <w:pPr>
-        <w:ind w:firstLine="709"/>
-        <w:jc w:val="both"/>
-        <w:spacing w:before="0" w:after="0" w:line="360" w:lineRule="auto"/>
-      </w:pPr>
-      <w:r>
-        <w:rPr>
-          <w:rFonts w:ascii="Times New Roman" w:hAnsi="Times New Roman"/>
-          <w:b w:val="0"/>
-          <w:sz w:val="28"/>
-          <w:rFonts w:eastAsia="Times New Roman"/>
-        </w:rPr>
-        <w:t>В период практики я ознакомился с примерами договоров поставки и договоров комиссии, спецификациями к ним, а также коммерческими предложениями от контрагентов. Работа с поставщиками носит регулярный (категорийный) характер, что типично для крупного e-commerce-ритейлера.</w:t>
-      </w:r>
-    </w:p>
-    <w:p>
-      <w:pPr>
-        <w:ind w:firstLine="709"/>
-        <w:jc w:val="both"/>
-        <w:spacing w:before="200" w:after="0" w:line="360" w:lineRule="auto"/>
+        <w:spacing w:before="100" w:after="0" w:line="360" w:lineRule="auto"/>
       </w:pPr>
       <w:r>
         <w:rPr>
@@ -682,7 +470,7 @@
           <w:sz w:val="28"/>
           <w:rFonts w:eastAsia="Times New Roman"/>
         </w:rPr>
-        <w:t>Третий день практики был посвящён ознакомлению с помещениями организации. Поскольку предприятие осуществляет деятельность в формате интернет-торговли, классические торговые залы отсутствуют. Вместо них имеются офисные, складские (фулфилмент) и клиентские (пункты выдачи и шоурум) помещения.</w:t>
+        <w:t>Третий день практики был посвящён ознакомлению с помещениями организации. Головной офис расположен в г. Москве, компания эксплуатирует фулфилмент-центр в Московской области и сеть пунктов выдачи заказов.</w:t>
       </w:r>
     </w:p>
     <w:p>
@@ -698,120 +486,14 @@
           <w:sz w:val="28"/>
           <w:rFonts w:eastAsia="Times New Roman"/>
         </w:rPr>
-        <w:t>Головной офис организации расположен по адресу: г. Москва, Дербеневская набережная, д. 7, стр. 22. Помимо офиса, компания эксплуатирует крупный фулфилмент-центр в Московской области и сеть пунктов выдачи заказов.</w:t>
+        <w:t>Помещения разделены на зоны: офисная зона (рабочие места, переговорные), складская (фулфилмент-) зона (приёмка, хранение, комплектация, отгрузка заказов), клиентская зона (шоурум и пункты выдачи). С планом помещений можно ознакомиться в Приложении 3.</w:t>
       </w:r>
     </w:p>
     <w:p>
       <w:pPr>
         <w:ind w:firstLine="709"/>
         <w:jc w:val="both"/>
-        <w:spacing w:before="0" w:after="0" w:line="360" w:lineRule="auto"/>
-      </w:pPr>
-      <w:r>
-        <w:rPr>
-          <w:rFonts w:ascii="Times New Roman" w:hAnsi="Times New Roman"/>
-          <w:b w:val="0"/>
-          <w:sz w:val="28"/>
-          <w:rFonts w:eastAsia="Times New Roman"/>
-        </w:rPr>
-        <w:t>Помещения предприятия условно разделены на следующие основные зоны:</w:t>
-      </w:r>
-    </w:p>
-    <w:p>
-      <w:pPr>
-        <w:ind w:left="709"/>
-        <w:jc w:val="both"/>
-        <w:spacing w:before="0" w:after="0" w:line="360" w:lineRule="auto"/>
-      </w:pPr>
-      <w:r>
-        <w:rPr>
-          <w:rFonts w:ascii="Times New Roman" w:hAnsi="Times New Roman"/>
-          <w:sz w:val="28"/>
-        </w:rPr>
-        <w:t>1. Офисная зона — включает рабочие места сотрудников коммерческого, маркетингового, финансового, IT и HR блоков, кабинеты руководителей направлений, переговорные комнаты для встреч с поставщиками и партнёрами, зоны отдыха и общего пользования. Офис выполнен в современном open-space-стиле, оснащён эргономичной мебелью, компьютерной техникой и средствами видеоконференц-связи.</w:t>
-      </w:r>
-    </w:p>
-    <w:p>
-      <w:pPr>
-        <w:ind w:left="709"/>
-        <w:jc w:val="both"/>
-        <w:spacing w:before="0" w:after="0" w:line="360" w:lineRule="auto"/>
-      </w:pPr>
-      <w:r>
-        <w:rPr>
-          <w:rFonts w:ascii="Times New Roman" w:hAnsi="Times New Roman"/>
-          <w:sz w:val="28"/>
-        </w:rPr>
-        <w:t>2. Складская (фулфилмент-) зона — предназначена для приёмки товаров от поставщиков, размещения на стеллажном хранении, комплектации и упаковки заказов, отгрузки заказов в каналы доставки и обработки возвратов. Помещение оснащено многоуровневыми стеллажами, конвейерными линиями, сортировочным оборудованием, терминалами сбора данных, системой управления складом (WMS) и средствами обеспечения безопасности труда.</w:t>
-      </w:r>
-    </w:p>
-    <w:p>
-      <w:pPr>
-        <w:ind w:left="709"/>
-        <w:jc w:val="both"/>
-        <w:spacing w:before="0" w:after="0" w:line="360" w:lineRule="auto"/>
-      </w:pPr>
-      <w:r>
-        <w:rPr>
-          <w:rFonts w:ascii="Times New Roman" w:hAnsi="Times New Roman"/>
-          <w:sz w:val="28"/>
-        </w:rPr>
-        <w:t>3. Клиентская зона (шоурум и пункты выдачи) — предназначена для примерки и получения заказов клиентами. Оснащена примерочными кабинами, кассовым оборудованием, терминалами эквайринга и рабочими местами операторов выдачи.</w:t>
-      </w:r>
-    </w:p>
-    <w:p>
-      <w:pPr>
-        <w:ind w:firstLine="709"/>
-        <w:jc w:val="both"/>
-        <w:spacing w:before="0" w:after="0" w:line="360" w:lineRule="auto"/>
-      </w:pPr>
-      <w:r>
-        <w:rPr>
-          <w:rFonts w:ascii="Times New Roman" w:hAnsi="Times New Roman"/>
-          <w:b w:val="0"/>
-          <w:sz w:val="28"/>
-          <w:rFonts w:eastAsia="Times New Roman"/>
-        </w:rPr>
-        <w:t>Оборудование производственно-складских помещений включает компьютерную технику со специализированным программным обеспечением (WMS, ERP, CRM), терминалы сбора данных, принтеры этикеток, оборудование маркировки товаров (в том числе для системы «Честный ЗНАК»), а также средства обеспечения безопасности труда (вентиляция, пожарная сигнализация, система видеонаблюдения и контроля доступа).</w:t>
-      </w:r>
-    </w:p>
-    <w:p>
-      <w:pPr>
-        <w:ind w:firstLine="709"/>
-        <w:jc w:val="both"/>
-        <w:spacing w:before="0" w:after="0" w:line="360" w:lineRule="auto"/>
-      </w:pPr>
-      <w:r>
-        <w:rPr>
-          <w:rFonts w:ascii="Times New Roman" w:hAnsi="Times New Roman"/>
-          <w:b w:val="0"/>
-          <w:sz w:val="28"/>
-          <w:rFonts w:eastAsia="Times New Roman"/>
-        </w:rPr>
-        <w:t>Такая структура помещений позволяет эффективно сочетать офисную работу по управлению категориями и маркетингом с операционной обработкой товарных потоков и непосредственным обслуживанием клиентов. Распределение функций между головным офисом, фулфилмент-центром и пунктами выдачи обеспечивает высокую скорость обработки заказов и качество клиентского сервиса.</w:t>
-      </w:r>
-    </w:p>
-    <w:p>
-      <w:pPr>
-        <w:ind w:firstLine="709"/>
-        <w:jc w:val="both"/>
-        <w:spacing w:before="0" w:after="0" w:line="360" w:lineRule="auto"/>
-      </w:pPr>
-      <w:r>
-        <w:rPr>
-          <w:rFonts w:ascii="Times New Roman" w:hAnsi="Times New Roman"/>
-          <w:b w:val="0"/>
-          <w:sz w:val="28"/>
-          <w:rFonts w:eastAsia="Times New Roman"/>
-        </w:rPr>
-        <w:t>С планом помещений организации можно ознакомиться в Приложении 3.</w:t>
-      </w:r>
-    </w:p>
-    <w:p>
-      <w:pPr>
-        <w:ind w:firstLine="709"/>
-        <w:jc w:val="both"/>
-        <w:spacing w:before="200" w:after="0" w:line="360" w:lineRule="auto"/>
+        <w:spacing w:before="100" w:after="0" w:line="360" w:lineRule="auto"/>
       </w:pPr>
       <w:r>
         <w:rPr>
@@ -836,7 +518,7 @@
           <w:sz w:val="28"/>
           <w:rFonts w:eastAsia="Times New Roman"/>
         </w:rPr>
-        <w:t>Четвёртый день практики был посвящён оформлению финансовых документов и отчётов, а также ознакомлению с порядком учёта товарно-материальных ценностей в организации.</w:t>
+        <w:t>Четвёртый день практики был посвящён оформлению финансовых документов и ознакомлению с порядком учёта товарно-материальных ценностей. В организации применяется автоматизированный учёт ТМЦ, интегрированный с WMS фулфилмент-центра.</w:t>
       </w:r>
     </w:p>
     <w:p>
@@ -852,148 +534,14 @@
           <w:sz w:val="28"/>
           <w:rFonts w:eastAsia="Times New Roman"/>
         </w:rPr>
-        <w:t>В ходе работы я изучил систему документооборота, связанную с движением товаров (одежда, обувь, аксессуары, косметика и др.), упаковочных и расходных материалов. В организации применяется автоматизированный учёт ТМЦ в учётной системе, интегрированной с WMS фулфилмент-центра, что позволяет в режиме реального времени отражать остатки, поступления и отгрузки товаров.</w:t>
+        <w:t>Были рассмотрены приходные документы (ТОРГ-12, УПД), расходные документы, приёмосдаточные акты, акты на списание товаров, документы по уценке. Я принимал участие в оформлении нескольких приходных и расходных документов.</w:t>
       </w:r>
     </w:p>
     <w:p>
       <w:pPr>
         <w:ind w:firstLine="709"/>
         <w:jc w:val="both"/>
-        <w:spacing w:before="0" w:after="0" w:line="360" w:lineRule="auto"/>
-      </w:pPr>
-      <w:r>
-        <w:rPr>
-          <w:rFonts w:ascii="Times New Roman" w:hAnsi="Times New Roman"/>
-          <w:b w:val="0"/>
-          <w:sz w:val="28"/>
-          <w:rFonts w:eastAsia="Times New Roman"/>
-        </w:rPr>
-        <w:t>Были рассмотрены следующие документы:</w:t>
-      </w:r>
-    </w:p>
-    <w:p>
-      <w:pPr>
-        <w:ind w:left="709"/>
-        <w:jc w:val="both"/>
-        <w:spacing w:before="0" w:after="0" w:line="360" w:lineRule="auto"/>
-      </w:pPr>
-      <w:r>
-        <w:rPr>
-          <w:rFonts w:ascii="Times New Roman" w:hAnsi="Times New Roman"/>
-          <w:sz w:val="28"/>
-        </w:rPr>
-        <w:t>− Приходные документы (товарные накладные ТОРГ-12, УПД) на поступление товаров от поставщиков и комитентов;</w:t>
-      </w:r>
-    </w:p>
-    <w:p>
-      <w:pPr>
-        <w:ind w:left="709"/>
-        <w:jc w:val="both"/>
-        <w:spacing w:before="0" w:after="0" w:line="360" w:lineRule="auto"/>
-      </w:pPr>
-      <w:r>
-        <w:rPr>
-          <w:rFonts w:ascii="Times New Roman" w:hAnsi="Times New Roman"/>
-          <w:sz w:val="28"/>
-        </w:rPr>
-        <w:t>− Расходные документы (УПД, кассовые чеки, акты) при отгрузке заказов и оказании услуг клиентам;</w:t>
-      </w:r>
-    </w:p>
-    <w:p>
-      <w:pPr>
-        <w:ind w:left="709"/>
-        <w:jc w:val="both"/>
-        <w:spacing w:before="0" w:after="0" w:line="360" w:lineRule="auto"/>
-      </w:pPr>
-      <w:r>
-        <w:rPr>
-          <w:rFonts w:ascii="Times New Roman" w:hAnsi="Times New Roman"/>
-          <w:sz w:val="28"/>
-        </w:rPr>
-        <w:t>− Приёмосдаточные акты при передаче товаров между складами, пунктами выдачи и партнёрами по доставке;</w:t>
-      </w:r>
-    </w:p>
-    <w:p>
-      <w:pPr>
-        <w:ind w:left="709"/>
-        <w:jc w:val="both"/>
-        <w:spacing w:before="0" w:after="0" w:line="360" w:lineRule="auto"/>
-      </w:pPr>
-      <w:r>
-        <w:rPr>
-          <w:rFonts w:ascii="Times New Roman" w:hAnsi="Times New Roman"/>
-          <w:sz w:val="28"/>
-        </w:rPr>
-        <w:t>− Акты на списание товаров в случае брака, порчи, недостачи и иных потерь;</w:t>
-      </w:r>
-    </w:p>
-    <w:p>
-      <w:pPr>
-        <w:ind w:left="709"/>
-        <w:jc w:val="both"/>
-        <w:spacing w:before="0" w:after="0" w:line="360" w:lineRule="auto"/>
-      </w:pPr>
-      <w:r>
-        <w:rPr>
-          <w:rFonts w:ascii="Times New Roman" w:hAnsi="Times New Roman"/>
-          <w:sz w:val="28"/>
-        </w:rPr>
-        <w:t>− Документы по уценке товаров с истекающим сезоном и переоценке отдельных позиций.</w:t>
-      </w:r>
-    </w:p>
-    <w:p>
-      <w:pPr>
-        <w:ind w:firstLine="709"/>
-        <w:jc w:val="both"/>
-        <w:spacing w:before="0" w:after="0" w:line="360" w:lineRule="auto"/>
-      </w:pPr>
-      <w:r>
-        <w:rPr>
-          <w:rFonts w:ascii="Times New Roman" w:hAnsi="Times New Roman"/>
-          <w:b w:val="0"/>
-          <w:sz w:val="28"/>
-          <w:rFonts w:eastAsia="Times New Roman"/>
-        </w:rPr>
-        <w:t>Особое внимание было уделено порядку проведения инвентаризации товарно-материальных ценностей на фулфилмент-центре. Я ознакомился с методикой проведения плановых и циклических инвентаризаций, оформления инвентаризационных описей и сличительных ведомостей, а также порядком отражения результатов в учётной системе.</w:t>
-      </w:r>
-    </w:p>
-    <w:p>
-      <w:pPr>
-        <w:ind w:firstLine="709"/>
-        <w:jc w:val="both"/>
-        <w:spacing w:before="0" w:after="0" w:line="360" w:lineRule="auto"/>
-      </w:pPr>
-      <w:r>
-        <w:rPr>
-          <w:rFonts w:ascii="Times New Roman" w:hAnsi="Times New Roman"/>
-          <w:b w:val="0"/>
-          <w:sz w:val="28"/>
-          <w:rFonts w:eastAsia="Times New Roman"/>
-        </w:rPr>
-        <w:t>В рамках практики я принимал участие в оформлении нескольких приходных и расходных документов, а также помогал в подготовке актов на списание бракованных товаров и возвратов поставщикам.</w:t>
-      </w:r>
-    </w:p>
-    <w:p>
-      <w:pPr>
-        <w:ind w:firstLine="709"/>
-        <w:jc w:val="both"/>
-        <w:spacing w:before="0" w:after="0" w:line="360" w:lineRule="auto"/>
-      </w:pPr>
-      <w:r>
-        <w:rPr>
-          <w:rFonts w:ascii="Times New Roman" w:hAnsi="Times New Roman"/>
-          <w:b w:val="0"/>
-          <w:sz w:val="28"/>
-          <w:rFonts w:eastAsia="Times New Roman"/>
-        </w:rPr>
-        <w:t>Такая работа позволила на практике применить знания по учёту товарно-материальных ценностей и понять особенности документооборота в крупной интернет-торговой организации.</w:t>
-      </w:r>
-    </w:p>
-    <w:p>
-      <w:pPr>
-        <w:ind w:firstLine="709"/>
-        <w:jc w:val="both"/>
-        <w:spacing w:before="200" w:after="0" w:line="360" w:lineRule="auto"/>
+        <w:spacing w:before="100" w:after="0" w:line="360" w:lineRule="auto"/>
       </w:pPr>
       <w:r>
         <w:rPr>
@@ -1018,7 +566,7 @@
           <w:sz w:val="28"/>
           <w:rFonts w:eastAsia="Times New Roman"/>
         </w:rPr>
-        <w:t>Пятый день практики был посвящён изучению порядка проведения денежных расчётов с покупателями и контрагентами.</w:t>
+        <w:t>Пятый день практики был посвящён изучению порядка проведения денежных расчётов. Преобладающей формой оплаты является безналичный расчёт: банковские карты, СБП, электронные кошельки. В пунктах выдачи также применяется оплата наличными и картой через POS-терминал.</w:t>
       </w:r>
     </w:p>
     <w:p>
@@ -1034,7 +582,23 @@
           <w:sz w:val="28"/>
           <w:rFonts w:eastAsia="Times New Roman"/>
         </w:rPr>
-        <w:t>Основная деятельность организации связана с дистанционной розничной торговлей, поэтому преобладающей формой оплаты является безналичный расчёт: оплата банковскими картами на сайте и в мобильном приложении, через системы быстрых платежей (СБП), электронные кошельки и сервисы рассрочки. При получении заказа в пункте выдачи или у курьера также применяются оплата наличными денежными средствами и оплата картой через мобильный POS-терминал.</w:t>
+        <w:t>Я ознакомился с правилами работы с наличными: проверкой подлинности банкнот, пересчётом купюр, оформлением выручки за смену, заполнением ПКО и РКО, ведением кассовой книги. Принял участие в подсчёте и оформлении наличных поступлений.</w:t>
+      </w:r>
+    </w:p>
+    <w:p>
+      <w:pPr>
+        <w:ind w:firstLine="709"/>
+        <w:jc w:val="both"/>
+        <w:spacing w:before="100" w:after="0" w:line="360" w:lineRule="auto"/>
+      </w:pPr>
+      <w:r>
+        <w:rPr>
+          <w:rFonts w:ascii="Times New Roman" w:hAnsi="Times New Roman"/>
+          <w:b/>
+          <w:sz w:val="28"/>
+          <w:rFonts w:eastAsia="Times New Roman"/>
+        </w:rPr>
+        <w:t>6. 06.04.2026 – 08.04.2026 — Расчёт основных налогов и анализ показателей ФХД организации</w:t>
       </w:r>
     </w:p>
     <w:p>
@@ -1050,77 +614,7 @@
           <w:sz w:val="28"/>
           <w:rFonts w:eastAsia="Times New Roman"/>
         </w:rPr>
-        <w:t>В ходе практики я ознакомился с правилами работы с наличными денежными средствами в пункте выдачи заказов:</w:t>
-      </w:r>
-    </w:p>
-    <w:p>
-      <w:pPr>
-        <w:ind w:left="709"/>
-        <w:jc w:val="both"/>
-        <w:spacing w:before="0" w:after="0" w:line="360" w:lineRule="auto"/>
-      </w:pPr>
-      <w:r>
-        <w:rPr>
-          <w:rFonts w:ascii="Times New Roman" w:hAnsi="Times New Roman"/>
-          <w:sz w:val="28"/>
-        </w:rPr>
-        <w:t>− Проверкой подлинности банкнот с помощью специальных аппаратов-детекторов валют;</w:t>
-      </w:r>
-    </w:p>
-    <w:p>
-      <w:pPr>
-        <w:ind w:left="709"/>
-        <w:jc w:val="both"/>
-        <w:spacing w:before="0" w:after="0" w:line="360" w:lineRule="auto"/>
-      </w:pPr>
-      <w:r>
-        <w:rPr>
-          <w:rFonts w:ascii="Times New Roman" w:hAnsi="Times New Roman"/>
-          <w:sz w:val="28"/>
-        </w:rPr>
-        <w:t>− Овладением навыками работы на машине пересчёта денежных купюр;</w:t>
-      </w:r>
-    </w:p>
-    <w:p>
-      <w:pPr>
-        <w:ind w:left="709"/>
-        <w:jc w:val="both"/>
-        <w:spacing w:before="0" w:after="0" w:line="360" w:lineRule="auto"/>
-      </w:pPr>
-      <w:r>
-        <w:rPr>
-          <w:rFonts w:ascii="Times New Roman" w:hAnsi="Times New Roman"/>
-          <w:sz w:val="28"/>
-        </w:rPr>
-        <w:t>− Порядком подсчёта и оформления денежной выручки за смену;</w:t>
-      </w:r>
-    </w:p>
-    <w:p>
-      <w:pPr>
-        <w:ind w:left="709"/>
-        <w:jc w:val="both"/>
-        <w:spacing w:before="0" w:after="0" w:line="360" w:lineRule="auto"/>
-      </w:pPr>
-      <w:r>
-        <w:rPr>
-          <w:rFonts w:ascii="Times New Roman" w:hAnsi="Times New Roman"/>
-          <w:sz w:val="28"/>
-        </w:rPr>
-        <w:t>− Правилами заполнения приходных и расходных кассовых ордеров (ПКО и РКО);</w:t>
-      </w:r>
-    </w:p>
-    <w:p>
-      <w:pPr>
-        <w:ind w:left="709"/>
-        <w:jc w:val="both"/>
-        <w:spacing w:before="0" w:after="0" w:line="360" w:lineRule="auto"/>
-      </w:pPr>
-      <w:r>
-        <w:rPr>
-          <w:rFonts w:ascii="Times New Roman" w:hAnsi="Times New Roman"/>
-          <w:sz w:val="28"/>
-        </w:rPr>
-        <w:t>− Порядком ведения кассовой книги и формирования отчётов кассира-операциониста.</w:t>
+        <w:t>Организация применяет ОСНО. Были изучены и рассчитаны: НДС (20 %), налог на прибыль (20 %), страховые взносы, налог на имущество и транспортный налог.</w:t>
       </w:r>
     </w:p>
     <w:p>
@@ -1136,246 +630,14 @@
           <w:sz w:val="28"/>
           <w:rFonts w:eastAsia="Times New Roman"/>
         </w:rPr>
-        <w:t>Особое внимание уделялось соблюдению требований законодательства Российской Федерации по работе с наличностью, применения контрольно-кассовой техники (ФЗ № 54-ФЗ), формирования и отправки электронных чеков покупателю, соблюдения лимита остатка кассы и своевременной инкассации выручки.</w:t>
+        <w:t>Анализ показателей ФХД за 2025–2026 гг. выявил устойчивый рост: выручка выросла на 26,2 %, чистая прибыль — на 33,8 %, рентабельность продаж составила 14,9 %. Подробные данные представлены в Приложении 4.</w:t>
       </w:r>
     </w:p>
     <w:p>
       <w:pPr>
         <w:ind w:firstLine="709"/>
         <w:jc w:val="both"/>
-        <w:spacing w:before="0" w:after="0" w:line="360" w:lineRule="auto"/>
-      </w:pPr>
-      <w:r>
-        <w:rPr>
-          <w:rFonts w:ascii="Times New Roman" w:hAnsi="Times New Roman"/>
-          <w:b w:val="0"/>
-          <w:sz w:val="28"/>
-          <w:rFonts w:eastAsia="Times New Roman"/>
-        </w:rPr>
-        <w:t>На практике я проверил несколько банкнот на подлинность с помощью детектора, освоил работу на счётчике купюр и принял участие в подсчёте и оформлении наличных поступлений по итогам смены пункта выдачи заказов.</w:t>
-      </w:r>
-    </w:p>
-    <w:p>
-      <w:pPr>
-        <w:ind w:firstLine="709"/>
-        <w:jc w:val="both"/>
-        <w:spacing w:before="0" w:after="0" w:line="360" w:lineRule="auto"/>
-      </w:pPr>
-      <w:r>
-        <w:rPr>
-          <w:rFonts w:ascii="Times New Roman" w:hAnsi="Times New Roman"/>
-          <w:b w:val="0"/>
-          <w:sz w:val="28"/>
-          <w:rFonts w:eastAsia="Times New Roman"/>
-        </w:rPr>
-        <w:t>Полученные навыки позволили лучше понять практическую сторону проведения денежных расчётов в условиях дистанционной торговли и применения современных платёжных инструментов.</w:t>
-      </w:r>
-    </w:p>
-    <w:p>
-      <w:pPr>
-        <w:ind w:firstLine="709"/>
-        <w:jc w:val="both"/>
-        <w:spacing w:before="200" w:after="0" w:line="360" w:lineRule="auto"/>
-      </w:pPr>
-      <w:r>
-        <w:rPr>
-          <w:rFonts w:ascii="Times New Roman" w:hAnsi="Times New Roman"/>
-          <w:b/>
-          <w:sz w:val="28"/>
-          <w:rFonts w:eastAsia="Times New Roman"/>
-        </w:rPr>
-        <w:t>6. 06.04.2026 – 08.04.2026 — Расчёт основных налогов и анализ показателей финансово-хозяйственной деятельности организации</w:t>
-      </w:r>
-    </w:p>
-    <w:p>
-      <w:pPr>
-        <w:ind w:firstLine="709"/>
-        <w:jc w:val="both"/>
-        <w:spacing w:before="0" w:after="0" w:line="360" w:lineRule="auto"/>
-      </w:pPr>
-      <w:r>
-        <w:rPr>
-          <w:rFonts w:ascii="Times New Roman" w:hAnsi="Times New Roman"/>
-          <w:b w:val="0"/>
-          <w:sz w:val="28"/>
-          <w:rFonts w:eastAsia="Times New Roman"/>
-        </w:rPr>
-        <w:t>В период с 6 по 8 апреля 2026 года я занимался расчётом основных налогов и анализом показателей финансово-хозяйственной деятельности организации.</w:t>
-      </w:r>
-    </w:p>
-    <w:p>
-      <w:pPr>
-        <w:ind w:firstLine="709"/>
-        <w:jc w:val="both"/>
-        <w:spacing w:before="0" w:after="0" w:line="360" w:lineRule="auto"/>
-      </w:pPr>
-      <w:r>
-        <w:rPr>
-          <w:rFonts w:ascii="Times New Roman" w:hAnsi="Times New Roman"/>
-          <w:b w:val="0"/>
-          <w:sz w:val="28"/>
-          <w:rFonts w:eastAsia="Times New Roman"/>
-        </w:rPr>
-        <w:t>Организация применяет общую систему налогообложения (ОСНО). В ходе практики были изучены и рассчитаны следующие основные налоги:</w:t>
-      </w:r>
-    </w:p>
-    <w:p>
-      <w:pPr>
-        <w:ind w:left="709"/>
-        <w:jc w:val="both"/>
-        <w:spacing w:before="0" w:after="0" w:line="360" w:lineRule="auto"/>
-      </w:pPr>
-      <w:r>
-        <w:rPr>
-          <w:rFonts w:ascii="Times New Roman" w:hAnsi="Times New Roman"/>
-          <w:sz w:val="28"/>
-        </w:rPr>
-        <w:t>− Налог на добавленную стоимость (НДС) по ставке 20 %;</w:t>
-      </w:r>
-    </w:p>
-    <w:p>
-      <w:pPr>
-        <w:ind w:left="709"/>
-        <w:jc w:val="both"/>
-        <w:spacing w:before="0" w:after="0" w:line="360" w:lineRule="auto"/>
-      </w:pPr>
-      <w:r>
-        <w:rPr>
-          <w:rFonts w:ascii="Times New Roman" w:hAnsi="Times New Roman"/>
-          <w:sz w:val="28"/>
-        </w:rPr>
-        <w:t>− Налог на прибыль организаций по ставке 20 %;</w:t>
-      </w:r>
-    </w:p>
-    <w:p>
-      <w:pPr>
-        <w:ind w:left="709"/>
-        <w:jc w:val="both"/>
-        <w:spacing w:before="0" w:after="0" w:line="360" w:lineRule="auto"/>
-      </w:pPr>
-      <w:r>
-        <w:rPr>
-          <w:rFonts w:ascii="Times New Roman" w:hAnsi="Times New Roman"/>
-          <w:sz w:val="28"/>
-        </w:rPr>
-        <w:t>− Страховые взносы на обязательное социальное страхование;</w:t>
-      </w:r>
-    </w:p>
-    <w:p>
-      <w:pPr>
-        <w:ind w:left="709"/>
-        <w:jc w:val="both"/>
-        <w:spacing w:before="0" w:after="0" w:line="360" w:lineRule="auto"/>
-      </w:pPr>
-      <w:r>
-        <w:rPr>
-          <w:rFonts w:ascii="Times New Roman" w:hAnsi="Times New Roman"/>
-          <w:sz w:val="28"/>
-        </w:rPr>
-        <w:t>− Налог на имущество организаций и транспортный налог (по объектам, находящимся в собственности).</w:t>
-      </w:r>
-    </w:p>
-    <w:p>
-      <w:pPr>
-        <w:ind w:firstLine="709"/>
-        <w:jc w:val="both"/>
-        <w:spacing w:before="0" w:after="0" w:line="360" w:lineRule="auto"/>
-      </w:pPr>
-      <w:r>
-        <w:rPr>
-          <w:rFonts w:ascii="Times New Roman" w:hAnsi="Times New Roman"/>
-          <w:b w:val="0"/>
-          <w:sz w:val="28"/>
-          <w:rFonts w:eastAsia="Times New Roman"/>
-        </w:rPr>
-        <w:t>Для иллюстрации были выполнены упрощённые примеры расчётов налогов на основе агрегированных данных организации за отчётный период.</w:t>
-      </w:r>
-    </w:p>
-    <w:p>
-      <w:pPr>
-        <w:ind w:firstLine="709"/>
-        <w:jc w:val="both"/>
-        <w:spacing w:before="0" w:after="0" w:line="360" w:lineRule="auto"/>
-      </w:pPr>
-      <w:r>
-        <w:rPr>
-          <w:rFonts w:ascii="Times New Roman" w:hAnsi="Times New Roman"/>
-          <w:b w:val="0"/>
-          <w:sz w:val="28"/>
-          <w:rFonts w:eastAsia="Times New Roman"/>
-        </w:rPr>
-        <w:t>Особое внимание было уделено анализу ключевых показателей финансово-хозяйственной деятельности. Наиболее значимыми экономическими показателями работы организации являются выручка от реализации товаров и услуг, себестоимость продаж, валовая и чистая прибыль, рентабельность продаж, рентабельность активов и коэффициент текущей ликвидности. Дополнительно для интернет-ритейла отслеживаются операционные показатели: количество заказов, средний чек, доля возвратов, конверсия сайта и стоимость привлечения клиента.</w:t>
-      </w:r>
-    </w:p>
-    <w:p>
-      <w:pPr>
-        <w:ind w:firstLine="709"/>
-        <w:jc w:val="both"/>
-        <w:spacing w:before="0" w:after="0" w:line="360" w:lineRule="auto"/>
-      </w:pPr>
-      <w:r>
-        <w:rPr>
-          <w:rFonts w:ascii="Times New Roman" w:hAnsi="Times New Roman"/>
-          <w:b w:val="0"/>
-          <w:sz w:val="28"/>
-          <w:rFonts w:eastAsia="Times New Roman"/>
-        </w:rPr>
-        <w:t>Анализ динамики этих показателей за 6 и 12 месяцев 2025–2026 годов выявил устойчивый рост основных финансовых результатов. Подробные данные и их изменение представлены в таблице П4.1 (Приложение 4).</w:t>
-      </w:r>
-    </w:p>
-    <w:p>
-      <w:pPr>
-        <w:ind w:firstLine="709"/>
-        <w:jc w:val="both"/>
-        <w:spacing w:before="0" w:after="0" w:line="360" w:lineRule="auto"/>
-      </w:pPr>
-      <w:r>
-        <w:rPr>
-          <w:rFonts w:ascii="Times New Roman" w:hAnsi="Times New Roman"/>
-          <w:b w:val="0"/>
-          <w:sz w:val="28"/>
-          <w:rFonts w:eastAsia="Times New Roman"/>
-        </w:rPr>
-        <w:t>Для наглядности динамика выручки и чистой прибыли отражена на рисунке П5.1, а структура затрат организации за 2026 год — на рисунке П5.2 (Приложение 5).</w:t>
-      </w:r>
-    </w:p>
-    <w:p>
-      <w:pPr>
-        <w:ind w:firstLine="709"/>
-        <w:jc w:val="both"/>
-        <w:spacing w:before="0" w:after="0" w:line="360" w:lineRule="auto"/>
-      </w:pPr>
-      <w:r>
-        <w:rPr>
-          <w:rFonts w:ascii="Times New Roman" w:hAnsi="Times New Roman"/>
-          <w:b w:val="0"/>
-          <w:sz w:val="28"/>
-          <w:rFonts w:eastAsia="Times New Roman"/>
-        </w:rPr>
-        <w:t>Анализ показал, что выручка организации выросла на 26,2 % по сравнению с предыдущим годом, при этом темпы роста чистой прибыли (+33,8 %) опережают рост выручки. Это свидетельствует об улучшении эффективности управления затратами и масштабе бизнеса. Рентабельность продаж увеличилась на 0,9 процентных пункта и составила 14,9 %. Финансовое состояние организации остаётся стабильным — коэффициент текущей ликвидности превышает нормативное значение и имеет положительную динамику.</w:t>
-      </w:r>
-    </w:p>
-    <w:p>
-      <w:pPr>
-        <w:ind w:firstLine="709"/>
-        <w:jc w:val="both"/>
-        <w:spacing w:before="0" w:after="0" w:line="360" w:lineRule="auto"/>
-      </w:pPr>
-      <w:r>
-        <w:rPr>
-          <w:rFonts w:ascii="Times New Roman" w:hAnsi="Times New Roman"/>
-          <w:b w:val="0"/>
-          <w:sz w:val="28"/>
-          <w:rFonts w:eastAsia="Times New Roman"/>
-        </w:rPr>
-        <w:t>Проведённый анализ позволяет сделать вывод о положительной динамике развития организации и эффективной коммерческой деятельности в сфере интернет-торговли модной одеждой, обувью и аксессуарами.</w:t>
-      </w:r>
-    </w:p>
-    <w:p>
-      <w:pPr>
-        <w:ind w:firstLine="709"/>
-        <w:jc w:val="both"/>
-        <w:spacing w:before="200" w:after="0" w:line="360" w:lineRule="auto"/>
+        <w:spacing w:before="100" w:after="0" w:line="360" w:lineRule="auto"/>
       </w:pPr>
       <w:r>
         <w:rPr>
@@ -1400,7 +662,7 @@
           <w:sz w:val="28"/>
           <w:rFonts w:eastAsia="Times New Roman"/>
         </w:rPr>
-        <w:t>В период с 9 по 11 апреля 2026 года я занимался выявлением потребностей и спроса на товары организации, а также изучением реализации маркетинговых мероприятий в соответствии с текущей конъюнктурой рынка.</w:t>
+        <w:t>Я занимался выявлением потребностей и спроса на товары организации. Учитывались сезонность, модные тренды, ценовая чувствительность покупателей. Проводил анализ спроса на основе аналитики поисковых запросов и поведения пользователей на сайте.</w:t>
       </w:r>
     </w:p>
     <w:p>
@@ -1416,62 +678,14 @@
           <w:sz w:val="28"/>
           <w:rFonts w:eastAsia="Times New Roman"/>
         </w:rPr>
-        <w:t>Поскольку организация работает преимущественно в B2C-секторе, основное внимание было уделено изучению потребностей конечных потребителей в одежде, обуви, аксессуарах и сопутствующих товарах. Учитывались сезонность спроса, модные тренды, ценовая чувствительность и поведенческие особенности покупателей онлайн-площадок.</w:t>
+        <w:t>Ознакомился со сбытовой политикой, каналами распределения товаров, стратегиями ценообразования и мероприятиями по стимулированию потребителей (промокоды, распродажи, программа лояльности).</w:t>
       </w:r>
     </w:p>
     <w:p>
       <w:pPr>
         <w:ind w:firstLine="709"/>
         <w:jc w:val="both"/>
-        <w:spacing w:before="0" w:after="0" w:line="360" w:lineRule="auto"/>
-      </w:pPr>
-      <w:r>
-        <w:rPr>
-          <w:rFonts w:ascii="Times New Roman" w:hAnsi="Times New Roman"/>
-          <w:b w:val="0"/>
-          <w:sz w:val="28"/>
-          <w:rFonts w:eastAsia="Times New Roman"/>
-        </w:rPr>
-        <w:t>В ходе практики я проводил анализ спроса путём ознакомления с результатами ранее проведённых опросов потребителей, аналитики поисковых запросов и поведения пользователей на сайте и в мобильном приложении. Также я участвовал в подготовке новых анкет для выявления предпочтений клиентов и изучении отзывов о товарах. Особое внимание уделялось определению типа маркетинга, наиболее подходящего для продвижения товаров категории «мода» в онлайн-канале.</w:t>
-      </w:r>
-    </w:p>
-    <w:p>
-      <w:pPr>
-        <w:ind w:firstLine="709"/>
-        <w:jc w:val="both"/>
-        <w:spacing w:before="0" w:after="0" w:line="360" w:lineRule="auto"/>
-      </w:pPr>
-      <w:r>
-        <w:rPr>
-          <w:rFonts w:ascii="Times New Roman" w:hAnsi="Times New Roman"/>
-          <w:b w:val="0"/>
-          <w:sz w:val="28"/>
-          <w:rFonts w:eastAsia="Times New Roman"/>
-        </w:rPr>
-        <w:t>Также я ознакомился со сбытовой политикой организации, существующими каналами распределения товаров (собственный сайт, мобильное приложение, маркетплейс-партнёрства, пункты выдачи, курьерская доставка), стратегиями ценообразования (регулярные цены, акционные скидки, динамическое ценообразование, программы лояльности). Были изучены мероприятия по стимулированию как потребителей (промокоды, распродажи, бесплатная примерка, программа лояльности), так и собственного персонала и партнёров (KPI-системы, бонусы за выполнение планов продаж).</w:t>
-      </w:r>
-    </w:p>
-    <w:p>
-      <w:pPr>
-        <w:ind w:firstLine="709"/>
-        <w:jc w:val="both"/>
-        <w:spacing w:before="0" w:after="0" w:line="360" w:lineRule="auto"/>
-      </w:pPr>
-      <w:r>
-        <w:rPr>
-          <w:rFonts w:ascii="Times New Roman" w:hAnsi="Times New Roman"/>
-          <w:b w:val="0"/>
-          <w:sz w:val="28"/>
-          <w:rFonts w:eastAsia="Times New Roman"/>
-        </w:rPr>
-        <w:t>Проведённая работа позволила понять, как организация отслеживает изменения рыночной конъюнктуры и оперативно реагирует на них путём корректировки ассортиментной и маркетинговой политики.</w:t>
-      </w:r>
-    </w:p>
-    <w:p>
-      <w:pPr>
-        <w:ind w:firstLine="709"/>
-        <w:jc w:val="both"/>
-        <w:spacing w:before="200" w:after="0" w:line="360" w:lineRule="auto"/>
+        <w:spacing w:before="100" w:after="0" w:line="360" w:lineRule="auto"/>
       </w:pPr>
       <w:r>
         <w:rPr>
@@ -1496,62 +710,14 @@
           <w:sz w:val="28"/>
           <w:rFonts w:eastAsia="Times New Roman"/>
         </w:rPr>
-        <w:t>За это время я ознакомился с маркетинговыми мероприятиями, которые проводились в организации в течение года для продвижения товаров и бренда. Основными формами являлись цифровая реклама (контекстная и таргетированная), email- и push-рассылки, работа с социальными сетями и блогерами, сезонные распродажи (Black Friday, Cyber Monday, сезонные SALE), а также офлайн-мероприятия — модные показы, коллаборации с дизайнерами и спецпроекты с партнёрами.</w:t>
+        <w:t>Ознакомился с маркетинговыми мероприятиями организации: цифровая реклама, email- и push-рассылки, работа с блогерами, сезонные распродажи, офлайн-мероприятия. Принял участие в составлении проекта рекламной кампании и подготовке креативных брифов.</w:t>
       </w:r>
     </w:p>
     <w:p>
       <w:pPr>
         <w:ind w:firstLine="709"/>
         <w:jc w:val="both"/>
-        <w:spacing w:before="0" w:after="0" w:line="360" w:lineRule="auto"/>
-      </w:pPr>
-      <w:r>
-        <w:rPr>
-          <w:rFonts w:ascii="Times New Roman" w:hAnsi="Times New Roman"/>
-          <w:b w:val="0"/>
-          <w:sz w:val="28"/>
-          <w:rFonts w:eastAsia="Times New Roman"/>
-        </w:rPr>
-        <w:t>Я принял участие в составлении проекта одной из рекламных кампаний, помогал готовить креативные брифы и презентационные материалы, а также участвовал в разработке предложений по проведению промо-акций для отдельных товарных категорий.</w:t>
-      </w:r>
-    </w:p>
-    <w:p>
-      <w:pPr>
-        <w:ind w:firstLine="709"/>
-        <w:jc w:val="both"/>
-        <w:spacing w:before="0" w:after="0" w:line="360" w:lineRule="auto"/>
-      </w:pPr>
-      <w:r>
-        <w:rPr>
-          <w:rFonts w:ascii="Times New Roman" w:hAnsi="Times New Roman"/>
-          <w:b w:val="0"/>
-          <w:sz w:val="28"/>
-          <w:rFonts w:eastAsia="Times New Roman"/>
-        </w:rPr>
-        <w:t>Кроме того, изучил обоснование выбора различных маркетинговых коммуникаций и их целесообразность для рынка модной одежды и обуви. Особое внимание уделялось измерению эффективности проводимых мероприятий через ключевые метрики онлайн-маркетинга: ROMI, CAC, LTV, CTR, конверсия в заказ, доля возвратов.</w:t>
-      </w:r>
-    </w:p>
-    <w:p>
-      <w:pPr>
-        <w:ind w:firstLine="709"/>
-        <w:jc w:val="both"/>
-        <w:spacing w:before="0" w:after="0" w:line="360" w:lineRule="auto"/>
-      </w:pPr>
-      <w:r>
-        <w:rPr>
-          <w:rFonts w:ascii="Times New Roman" w:hAnsi="Times New Roman"/>
-          <w:b w:val="0"/>
-          <w:sz w:val="28"/>
-          <w:rFonts w:eastAsia="Times New Roman"/>
-        </w:rPr>
-        <w:t>Выполненная работа позволила на практике понять особенности организации маркетинговых коммуникаций в сегменте e-commerce-ритейла модной одежды.</w:t>
-      </w:r>
-    </w:p>
-    <w:p>
-      <w:pPr>
-        <w:ind w:firstLine="709"/>
-        <w:jc w:val="both"/>
-        <w:spacing w:before="200" w:after="0" w:line="360" w:lineRule="auto"/>
+        <w:spacing w:before="100" w:after="0" w:line="360" w:lineRule="auto"/>
       </w:pPr>
       <w:r>
         <w:rPr>
@@ -1576,7 +742,7 @@
           <w:sz w:val="28"/>
           <w:rFonts w:eastAsia="Times New Roman"/>
         </w:rPr>
-        <w:t>В период с 9 по 11 апреля 2026 года я проводил комплексный анализ маркетинговой среды организации.</w:t>
+        <w:t>Проводил комплексный анализ маркетинговой среды: внутренняя среда организации, социально-экономическая среда, демографическая среда, конкурентная среда (Wildberries, Ozon, Яндекс Маркет).</w:t>
       </w:r>
     </w:p>
     <w:p>
@@ -1592,95 +758,7 @@
           <w:sz w:val="28"/>
           <w:rFonts w:eastAsia="Times New Roman"/>
         </w:rPr>
-        <w:t>Были изучены основные компоненты маркетинговой среды:</w:t>
-      </w:r>
-    </w:p>
-    <w:p>
-      <w:pPr>
-        <w:ind w:left="709"/>
-        <w:jc w:val="both"/>
-        <w:spacing w:before="0" w:after="0" w:line="360" w:lineRule="auto"/>
-      </w:pPr>
-      <w:r>
-        <w:rPr>
-          <w:rFonts w:ascii="Times New Roman" w:hAnsi="Times New Roman"/>
-          <w:sz w:val="28"/>
-        </w:rPr>
-        <w:t>− Внутренняя среда организации (ресурсы, организационная структура, ассортиментный портфель, технологическая платформа, сильные и слабые стороны деятельности);</w:t>
-      </w:r>
-    </w:p>
-    <w:p>
-      <w:pPr>
-        <w:ind w:left="709"/>
-        <w:jc w:val="both"/>
-        <w:spacing w:before="0" w:after="0" w:line="360" w:lineRule="auto"/>
-      </w:pPr>
-      <w:r>
-        <w:rPr>
-          <w:rFonts w:ascii="Times New Roman" w:hAnsi="Times New Roman"/>
-          <w:sz w:val="28"/>
-        </w:rPr>
-        <w:t>− Социально-экономическая среда (общее состояние экономики, уровень реальных располагаемых доходов населения, динамика розничной торговли, инфляция, валютные курсы и их влияние на стоимость импортного ассортимента);</w:t>
-      </w:r>
-    </w:p>
-    <w:p>
-      <w:pPr>
-        <w:ind w:left="709"/>
-        <w:jc w:val="both"/>
-        <w:spacing w:before="0" w:after="0" w:line="360" w:lineRule="auto"/>
-      </w:pPr>
-      <w:r>
-        <w:rPr>
-          <w:rFonts w:ascii="Times New Roman" w:hAnsi="Times New Roman"/>
-          <w:sz w:val="28"/>
-        </w:rPr>
-        <w:t>− Демографическая среда, которая анализировалась методом наблюдений и аналитики покупательской базы (возраст, пол, география, доход и стиль жизни целевой аудитории);</w:t>
-      </w:r>
-    </w:p>
-    <w:p>
-      <w:pPr>
-        <w:ind w:left="709"/>
-        <w:jc w:val="both"/>
-        <w:spacing w:before="0" w:after="0" w:line="360" w:lineRule="auto"/>
-      </w:pPr>
-      <w:r>
-        <w:rPr>
-          <w:rFonts w:ascii="Times New Roman" w:hAnsi="Times New Roman"/>
-          <w:sz w:val="28"/>
-        </w:rPr>
-        <w:t>− Конкурентная среда организации (основные конкуренты на рынке онлайн-торговли модой и универсальные маркетплейсы — Wildberries, Ozon, Яндекс Маркет, а также специализированные fashion-ритейлеры; их преимущества и слабые стороны).</w:t>
-      </w:r>
-    </w:p>
-    <w:p>
-      <w:pPr>
-        <w:ind w:firstLine="709"/>
-        <w:jc w:val="both"/>
-        <w:spacing w:before="0" w:after="0" w:line="360" w:lineRule="auto"/>
-      </w:pPr>
-      <w:r>
-        <w:rPr>
-          <w:rFonts w:ascii="Times New Roman" w:hAnsi="Times New Roman"/>
-          <w:b w:val="0"/>
-          <w:sz w:val="28"/>
-          <w:rFonts w:eastAsia="Times New Roman"/>
-        </w:rPr>
-        <w:t>Особое внимание было уделено оценке конкурентоспособности предложения организации. Оценка проводилась по нескольким направлениям: по объёмам продаж и доле рынка, потребительским характеристикам (широта ассортимента, скорость и стоимость доставки, удобство примерки и возврата, качество клиентского сервиса) и экономическим показателям (цена, акции, программа лояльности).</w:t>
-      </w:r>
-    </w:p>
-    <w:p>
-      <w:pPr>
-        <w:ind w:firstLine="709"/>
-        <w:jc w:val="both"/>
-        <w:spacing w:before="0" w:after="0" w:line="360" w:lineRule="auto"/>
-      </w:pPr>
-      <w:r>
-        <w:rPr>
-          <w:rFonts w:ascii="Times New Roman" w:hAnsi="Times New Roman"/>
-          <w:b w:val="0"/>
-          <w:sz w:val="28"/>
-          <w:rFonts w:eastAsia="Times New Roman"/>
-        </w:rPr>
-        <w:t>Проведённый анализ позволил выявить ключевые факторы, влияющие на маркетинговую деятельность организации, определить её сильные конкурентные позиции (широкий ассортимент брендов, развитая логистика, бесплатная примерка и возвраты, мобильное приложение), а также зоны, требующие дополнительного внимания и улучшения (ценовая конкуренция с маркетплейсами, удержание клиентов, развитие собственных торговых марок). Полученные результаты дают более полное представление о текущем положении организации на рынке онлайн-торговли модой и помогают в разработке дальнейших маркетинговых решений.</w:t>
+        <w:t>Оценка конкурентоспособности проводилась по объёмам продаж, потребительским характеристикам и экономическим показателям. Выявлены сильные позиции организации: широкий ассортимент, развитая логистика, бесплатная примерка и возвраты.</w:t>
       </w:r>
     </w:p>
     <w:p>
@@ -1748,39 +826,7 @@
           <w:sz w:val="28"/>
           <w:rFonts w:eastAsia="Times New Roman"/>
         </w:rPr>
-        <w:t>В ходе практики проявил знания в области маркетинговой деятельности: научился выявлять потребности потребителей, анализировать маркетинговую среду организации, оценивать конкурентоспособность товарного предложения, а также участвовать в разработке и реализации маркетинговых мероприятий и коммуникаций в онлайн-канале.</w:t>
-      </w:r>
-    </w:p>
-    <w:p>
-      <w:pPr>
-        <w:ind w:firstLine="709"/>
-        <w:jc w:val="both"/>
-        <w:spacing w:before="0" w:after="0" w:line="360" w:lineRule="auto"/>
-      </w:pPr>
-      <w:r>
-        <w:rPr>
-          <w:rFonts w:ascii="Times New Roman" w:hAnsi="Times New Roman"/>
-          <w:b w:val="0"/>
-          <w:sz w:val="28"/>
-          <w:rFonts w:eastAsia="Times New Roman"/>
-        </w:rPr>
-        <w:t>В период практики подтвердил уровень владения методами экономического анализа, навыками работы с первичной документацией и основами организации сбытовой политики в условиях крупного интернет-ритейлера.</w:t>
-      </w:r>
-    </w:p>
-    <w:p>
-      <w:pPr>
-        <w:ind w:firstLine="709"/>
-        <w:jc w:val="both"/>
-        <w:spacing w:before="0" w:after="0" w:line="360" w:lineRule="auto"/>
-      </w:pPr>
-      <w:r>
-        <w:rPr>
-          <w:rFonts w:ascii="Times New Roman" w:hAnsi="Times New Roman"/>
-          <w:b w:val="0"/>
-          <w:sz w:val="28"/>
-          <w:rFonts w:eastAsia="Times New Roman"/>
-        </w:rPr>
-        <w:t>В процессе подготовки и написания отчёта продемонстрировал умения систематизировать полученный практический опыт, анализировать результаты финансово-хозяйственной деятельности, обосновывать выбор маркетинговых инструментов и делать выводы о работе организации.</w:t>
+        <w:t>В ходе практики проявил знания в области маркетинговой деятельности: научился выявлять потребности потребителей, анализировать маркетинговую среду организации, оценивать конкурентоспособность товарного предложения, а также участвовать в разработке и реализации маркетинговых мероприятий.</w:t>
       </w:r>
     </w:p>
     <w:p>
@@ -1896,7 +942,7 @@
           <w:sz w:val="28"/>
           <w:rFonts w:eastAsia="Times New Roman"/>
         </w:rPr>
-        <w:t>5. Закон Российской Федерации от 07.02.1992 № 2300-1 «О защите прав потребителей» (в ред. от 04.08.2023) // КонсультантПлюс.</w:t>
+        <w:t>5. Закон РФ от 07.02.1992 № 2300-1 «О защите прав потребителей» (в ред. от 04.08.2023) // КонсультантПлюс.</w:t>
       </w:r>
     </w:p>
     <w:p>
@@ -1912,7 +958,7 @@
           <w:sz w:val="28"/>
           <w:rFonts w:eastAsia="Times New Roman"/>
         </w:rPr>
-        <w:t>6. Федеральный закон от 22.05.2003 № 54-ФЗ «О применении контрольно-кассовой техники при осуществлении расчётов в Российской Федерации» (в ред. от 04.08.2023) // КонсультантПлюс.</w:t>
+        <w:t>6. Федеральный закон от 22.05.2003 № 54-ФЗ «О применении контрольно-кассовой техники при осуществлении расчётов в РФ» (в ред. от 04.08.2023) // КонсультантПлюс.</w:t>
       </w:r>
     </w:p>
     <w:p>
@@ -1960,7 +1006,7 @@
           <w:sz w:val="28"/>
           <w:rFonts w:eastAsia="Times New Roman"/>
         </w:rPr>
-        <w:t>9. Методические указания по производственной практике по профессиональному модулю ПМ 02. Организация и проведение экономической и маркетинговой деятельности для специальности 38.02.04 Коммерция (по отраслям). – М.: МФЮА, 2025.</w:t>
+        <w:t>9. Методические указания по производственной практике по ПМ 02. – М.: МФЮА, 2025.</w:t>
       </w:r>
     </w:p>
     <w:p>
@@ -1992,7 +1038,7 @@
           <w:sz w:val="28"/>
           <w:rFonts w:eastAsia="Times New Roman"/>
         </w:rPr>
-        <w:t>11. Данные бухгалтерского учёта и отчётности ООО «Купишуз» за 2025–2026 гг. (внутренние материалы организации).</w:t>
+        <w:t>11. Данные бухгалтерского учёта и отчётности ООО «Купишуз» за 2025–2026 гг.</w:t>
       </w:r>
     </w:p>
     <w:p>
@@ -2008,7 +1054,7 @@
           <w:sz w:val="28"/>
           <w:rFonts w:eastAsia="Times New Roman"/>
         </w:rPr>
-        <w:t>12. Официальный сайт интернет-магазина Lamoda (ООО «Купишуз») [Электронный ресурс]. — URL: https://www.lamoda.ru</w:t>
+        <w:t>12. Официальный сайт Lamoda (ООО «Купишуз»). — URL: https://www.lamoda.ru</w:t>
       </w:r>
     </w:p>
     <w:p>
@@ -2063,7 +1109,7 @@
     </w:p>
     <w:p>
       <w:pPr>
-        <w:ind w:firstLine="709"/>
+        <w:ind w:left="709"/>
         <w:jc w:val="both"/>
         <w:spacing w:before="0" w:after="0" w:line="360" w:lineRule="auto"/>
       </w:pPr>
@@ -2072,12 +1118,12 @@
           <w:rFonts w:ascii="Times New Roman" w:hAnsi="Times New Roman"/>
           <w:sz w:val="28"/>
         </w:rPr>
-        <w:t>− Гражданский кодекс Российской Федерации (часть первая) от 30.11.1994 № 51-ФЗ (в ред. от 14.04.2023), регулирующий правовое положение юридических лиц, в том числе обществ с ограниченной ответственностью (статьи 48–65, 87–94), а также договоры купли-продажи, поставки и комиссии (часть вторая).</w:t>
+        <w:t>− Гражданский кодекс РФ (часть первая) от 30.11.1994 № 51-ФЗ (в ред. от 14.04.2023).</w:t>
       </w:r>
     </w:p>
     <w:p>
       <w:pPr>
-        <w:ind w:firstLine="709"/>
+        <w:ind w:left="709"/>
         <w:jc w:val="both"/>
         <w:spacing w:before="0" w:after="0" w:line="360" w:lineRule="auto"/>
       </w:pPr>
@@ -2086,12 +1132,12 @@
           <w:rFonts w:ascii="Times New Roman" w:hAnsi="Times New Roman"/>
           <w:sz w:val="28"/>
         </w:rPr>
-        <w:t>− Налоговый кодекс Российской Федерации (часть первая) от 31.07.1998 № 146-ФЗ (в ред. от 25.12.2023) и (часть вторая) от 05.08.2000 № 117-ФЗ (в ред. от 23.03.2024), устанавливающие порядок налогообложения организаций, применяющих общую систему налогообложения.</w:t>
+        <w:t>− Налоговый кодекс РФ (часть первая) от 31.07.1998 № 146-ФЗ и (часть вторая) от 05.08.2000 № 117-ФЗ.</w:t>
       </w:r>
     </w:p>
     <w:p>
       <w:pPr>
-        <w:ind w:firstLine="709"/>
+        <w:ind w:left="709"/>
         <w:jc w:val="both"/>
         <w:spacing w:before="0" w:after="0" w:line="360" w:lineRule="auto"/>
       </w:pPr>
@@ -2100,12 +1146,12 @@
           <w:rFonts w:ascii="Times New Roman" w:hAnsi="Times New Roman"/>
           <w:sz w:val="28"/>
         </w:rPr>
-        <w:t>− Федеральный закон от 08.02.1998 № 14-ФЗ «Об обществах с ограниченной ответственностью» (в ред. от 04.08.2023), определяющий порядок создания, деятельности, реорганизации и ликвидации ООО.</w:t>
+        <w:t>− Федеральный закон от 08.02.1998 № 14-ФЗ «Об обществах с ограниченной ответственностью».</w:t>
       </w:r>
     </w:p>
     <w:p>
       <w:pPr>
-        <w:ind w:firstLine="709"/>
+        <w:ind w:left="709"/>
         <w:jc w:val="both"/>
         <w:spacing w:before="0" w:after="0" w:line="360" w:lineRule="auto"/>
       </w:pPr>
@@ -2114,12 +1160,12 @@
           <w:rFonts w:ascii="Times New Roman" w:hAnsi="Times New Roman"/>
           <w:sz w:val="28"/>
         </w:rPr>
-        <w:t>− Федеральный закон от 08.08.2001 № 129-ФЗ «О государственной регистрации юридических лиц и индивидуальных предпринимателей» (в ред. от 02.07.2023), регулирующий порядок государственной регистрации юридических лиц.</w:t>
+        <w:t>− Федеральный закон от 08.08.2001 № 129-ФЗ «О государственной регистрации юридических лиц».</w:t>
       </w:r>
     </w:p>
     <w:p>
       <w:pPr>
-        <w:ind w:firstLine="709"/>
+        <w:ind w:left="709"/>
         <w:jc w:val="both"/>
         <w:spacing w:before="0" w:after="0" w:line="360" w:lineRule="auto"/>
       </w:pPr>
@@ -2128,12 +1174,12 @@
           <w:rFonts w:ascii="Times New Roman" w:hAnsi="Times New Roman"/>
           <w:sz w:val="28"/>
         </w:rPr>
-        <w:t>− Закон РФ от 07.02.1992 № 2300-1 «О защите прав потребителей» (в ред. от 04.08.2023), регулирующий отношения между потребителями и продавцами при дистанционной продаже товаров.</w:t>
+        <w:t>− Закон РФ от 07.02.1992 № 2300-1 «О защите прав потребителей».</w:t>
       </w:r>
     </w:p>
     <w:p>
       <w:pPr>
-        <w:ind w:firstLine="709"/>
+        <w:ind w:left="709"/>
         <w:jc w:val="both"/>
         <w:spacing w:before="0" w:after="0" w:line="360" w:lineRule="auto"/>
       </w:pPr>
@@ -2142,12 +1188,12 @@
           <w:rFonts w:ascii="Times New Roman" w:hAnsi="Times New Roman"/>
           <w:sz w:val="28"/>
         </w:rPr>
-        <w:t>− Федеральный закон от 22.05.2003 № 54-ФЗ «О применении контрольно-кассовой техники при осуществлении расчётов в Российской Федерации» (в ред. от 04.08.2023).</w:t>
+        <w:t>− Федеральный закон от 22.05.2003 № 54-ФЗ «О применении контрольно-кассовой техники».</w:t>
       </w:r>
     </w:p>
     <w:p>
       <w:pPr>
-        <w:ind w:firstLine="709"/>
+        <w:ind w:left="709"/>
         <w:jc w:val="both"/>
         <w:spacing w:before="0" w:after="0" w:line="360" w:lineRule="auto"/>
       </w:pPr>
@@ -2156,12 +1202,12 @@
           <w:rFonts w:ascii="Times New Roman" w:hAnsi="Times New Roman"/>
           <w:sz w:val="28"/>
         </w:rPr>
-        <w:t>− Федеральный закон от 27.07.2006 № 152-ФЗ «О персональных данных» (в ред. от 06.02.2023), регулирующий обработку персональных данных клиентов интернет-магазина.</w:t>
+        <w:t>− Федеральный закон от 27.07.2006 № 152-ФЗ «О персональных данных».</w:t>
       </w:r>
     </w:p>
     <w:p>
       <w:pPr>
-        <w:ind w:firstLine="709"/>
+        <w:ind w:left="709"/>
         <w:jc w:val="both"/>
         <w:spacing w:before="0" w:after="0" w:line="360" w:lineRule="auto"/>
       </w:pPr>
@@ -2170,28 +1216,12 @@
           <w:rFonts w:ascii="Times New Roman" w:hAnsi="Times New Roman"/>
           <w:sz w:val="28"/>
         </w:rPr>
-        <w:t>− Федеральный закон от 26.12.2008 № 294-ФЗ «О защите прав юридических лиц и индивидуальных предпринимателей при осуществлении государственного контроля (надзора) и муниципального контроля» (в ред. от 25.12.2023).</w:t>
+        <w:t>− Постановление Правительства РФ от 31.12.2020 № 2463 «Правила продажи товаров».</w:t>
       </w:r>
     </w:p>
     <w:p>
       <w:pPr>
-        <w:ind w:firstLine="709"/>
-        <w:jc w:val="both"/>
-        <w:spacing w:before="100" w:after="0" w:line="360" w:lineRule="auto"/>
-      </w:pPr>
-      <w:r>
-        <w:rPr>
-          <w:rFonts w:ascii="Times New Roman" w:hAnsi="Times New Roman"/>
-          <w:b w:val="0"/>
-          <w:sz w:val="28"/>
-          <w:rFonts w:eastAsia="Times New Roman"/>
-        </w:rPr>
-        <w:t>Для деятельности по основному ОКВЭД 47.91.2 «Торговля розничная, осуществляемая непосредственно при помощи информационно-коммуникационной сети Интернет»:</w:t>
-      </w:r>
-    </w:p>
-    <w:p>
-      <w:pPr>
-        <w:ind w:left="1417"/>
+        <w:ind w:left="709"/>
         <w:jc w:val="both"/>
         <w:spacing w:before="0" w:after="0" w:line="360" w:lineRule="auto"/>
       </w:pPr>
@@ -2200,12 +1230,12 @@
           <w:rFonts w:ascii="Times New Roman" w:hAnsi="Times New Roman"/>
           <w:sz w:val="28"/>
         </w:rPr>
-        <w:t>− Постановление Правительства РФ от 31.12.2020 № 2463 «Об утверждении Правил продажи товаров по договору розничной купли-продажи»;</w:t>
+        <w:t>− ТР ТС 017/2011 «О безопасности продукции лёгкой промышленности».</w:t>
       </w:r>
     </w:p>
     <w:p>
       <w:pPr>
-        <w:ind w:left="1417"/>
+        <w:ind w:left="709"/>
         <w:jc w:val="both"/>
         <w:spacing w:before="0" w:after="0" w:line="360" w:lineRule="auto"/>
       </w:pPr>
@@ -2214,40 +1244,12 @@
           <w:rFonts w:ascii="Times New Roman" w:hAnsi="Times New Roman"/>
           <w:sz w:val="28"/>
         </w:rPr>
-        <w:t>− Технический регламент Таможенного союза ТР ТС 017/2011 «О безопасности продукции лёгкой промышленности»;</w:t>
+        <w:t>− Постановление Правительства РФ от 05.07.2019 № 860 (система «Честный ЗНАК»).</w:t>
       </w:r>
     </w:p>
     <w:p>
       <w:pPr>
-        <w:ind w:left="1417"/>
-        <w:jc w:val="both"/>
-        <w:spacing w:before="0" w:after="0" w:line="360" w:lineRule="auto"/>
-      </w:pPr>
-      <w:r>
-        <w:rPr>
-          <w:rFonts w:ascii="Times New Roman" w:hAnsi="Times New Roman"/>
-          <w:sz w:val="28"/>
-        </w:rPr>
-        <w:t>− Технический регламент Таможенного союза ТР ТС 007/2011 «О безопасности продукции, предназначенной для детей и подростков»;</w:t>
-      </w:r>
-    </w:p>
-    <w:p>
-      <w:pPr>
-        <w:ind w:left="1417"/>
-        <w:jc w:val="both"/>
-        <w:spacing w:before="0" w:after="0" w:line="360" w:lineRule="auto"/>
-      </w:pPr>
-      <w:r>
-        <w:rPr>
-          <w:rFonts w:ascii="Times New Roman" w:hAnsi="Times New Roman"/>
-          <w:sz w:val="28"/>
-        </w:rPr>
-        <w:t>− Постановление Правительства РФ от 05.07.2019 № 860 об обязательной маркировке обувных товаров средствами идентификации (система «Честный ЗНАК»);</w:t>
-      </w:r>
-    </w:p>
-    <w:p>
-      <w:pPr>
-        <w:ind w:left="1417"/>
+        <w:ind w:left="709"/>
         <w:jc w:val="both"/>
         <w:spacing w:before="0" w:after="0" w:line="360" w:lineRule="auto"/>
       </w:pPr>
@@ -2391,7 +1393,7 @@
           <w:sz w:val="28"/>
           <w:rFonts w:eastAsia="Times New Roman"/>
         </w:rPr>
-        <w:t>Основные показатели финансово-хозяйственной деятельности ООО «Купишуз» за 2025–2026 гг.</w:t>
+        <w:t>Основные показатели ФХД ООО «Купишуз» за 2025–2026 гг.</w:t>
       </w:r>
     </w:p>
     <w:tbl>
@@ -2494,7 +1496,7 @@
                 <w:b/>
                 <w:sz w:val="22"/>
               </w:rPr>
-              <w:t>Изменение 6 мес. 2026 / 6 мес. 2025, %</w:t>
+              <w:t>Изменение, %</w:t>
             </w:r>
           </w:p>
         </w:tc>
@@ -2513,7 +1515,7 @@
                 <w:rFonts w:ascii="Times New Roman" w:hAnsi="Times New Roman"/>
                 <w:sz w:val="22"/>
               </w:rPr>
-              <w:t>Выручка от реализации товаров и услуг, тыс. руб.</w:t>
+              <w:t>Выручка, тыс. руб.</w:t>
             </w:r>
           </w:p>
         </w:tc>
@@ -3035,7 +2037,7 @@
                 <w:rFonts w:ascii="Times New Roman" w:hAnsi="Times New Roman"/>
                 <w:sz w:val="22"/>
               </w:rPr>
-              <w:t>Коэффициент текущей ликвидности</w:t>
+              <w:t>Коэф. текущей ликвидности</w:t>
             </w:r>
           </w:p>
         </w:tc>
@@ -3121,7 +2123,7 @@
           <w:sz w:val="24"/>
           <w:rFonts w:eastAsia="Times New Roman"/>
         </w:rPr>
-        <w:t>Таблица П4.1 – Основные показатели финансово-хозяйственной деятельности организации за 2025–2026 гг.</w:t>
+        <w:t>Таблица П4.1 – Основные показатели ФХД организации за 2025–2026 гг.</w:t>
       </w:r>
     </w:p>
     <w:p>

--- a/soderzhatelnaya_chast_pm02_Koltsov.docx
+++ b/soderzhatelnaya_chast_pm02_Koltsov.docx
@@ -218,6 +218,22 @@
           <w:sz w:val="28"/>
           <w:rFonts w:eastAsia="Times New Roman"/>
         </w:rPr>
+        <w:t>Целью прохождения производственной практики (по профилю специальности) также является реализация теоретических знаний, умений и навыков, а также получение новых знаний и представлений о практической деятельности в организации.</w:t>
+      </w:r>
+    </w:p>
+    <w:p>
+      <w:pPr>
+        <w:ind w:firstLine="709"/>
+        <w:jc w:val="both"/>
+        <w:spacing w:before="0" w:after="0" w:line="360" w:lineRule="auto"/>
+      </w:pPr>
+      <w:r>
+        <w:rPr>
+          <w:rFonts w:ascii="Times New Roman" w:hAnsi="Times New Roman"/>
+          <w:b w:val="0"/>
+          <w:sz w:val="28"/>
+          <w:rFonts w:eastAsia="Times New Roman"/>
+        </w:rPr>
         <w:t>Задачами производственной практики (по профилю специальности) были:</w:t>
       </w:r>
     </w:p>
@@ -306,7 +322,23 @@
           <w:sz w:val="28"/>
           <w:rFonts w:eastAsia="Times New Roman"/>
         </w:rPr>
-        <w:t>Общество с ограниченной ответственностью «Купишуз» зарегистрировано в 2010 году. Организация осуществляет деятельность в соответствии с основным кодом ОКВЭД 47.91.2 — «Торговля розничная, осуществляемая непосредственно при помощи информационно-коммуникационной сети Интернет».</w:t>
+        <w:t>Общество с ограниченной ответственностью «Купишуз» зарегистрировано в 2010 году. ИНН организации — 7705935687. Высшим органом управления является общее собрание участников; текущее руководство осуществляет генеральный директор.</w:t>
+      </w:r>
+    </w:p>
+    <w:p>
+      <w:pPr>
+        <w:ind w:firstLine="709"/>
+        <w:jc w:val="both"/>
+        <w:spacing w:before="0" w:after="0" w:line="360" w:lineRule="auto"/>
+      </w:pPr>
+      <w:r>
+        <w:rPr>
+          <w:rFonts w:ascii="Times New Roman" w:hAnsi="Times New Roman"/>
+          <w:b w:val="0"/>
+          <w:sz w:val="28"/>
+          <w:rFonts w:eastAsia="Times New Roman"/>
+        </w:rPr>
+        <w:t>Организация осуществляет деятельность в соответствии с основным кодом ОКВЭД 47.91.2 — «Торговля розничная, осуществляемая непосредственно при помощи информационно-коммуникационной сети Интернет».</w:t>
       </w:r>
     </w:p>
     <w:p>
@@ -374,7 +406,7 @@
           <w:sz w:val="28"/>
           <w:rFonts w:eastAsia="Times New Roman"/>
         </w:rPr>
-        <w:t>Первый день производственной практики начался с прохождения инструктажа по технике безопасности, охране труда, пожарной безопасности и правилам внутреннего трудового распорядка организации.</w:t>
+        <w:t>Первый день производственной практики начался с прохождения инструктажа по технике безопасности, охране труда, пожарной безопасности и правилам внутреннего трудового распорядка организации, проведённого руководителем практики.</w:t>
       </w:r>
     </w:p>
     <w:p>
@@ -390,7 +422,23 @@
           <w:sz w:val="28"/>
           <w:rFonts w:eastAsia="Times New Roman"/>
         </w:rPr>
-        <w:t>После инструктажа я ознакомился с общими сведениями и организационной структурой предприятия. ООО «Купишуз» — крупное предприятие в сфере интернет-торговли, развивающее платформу Lamoda. Организационная структура — линейно-функциональная, с блоками: коммерция, маркетинг, логистика, IT, финансы, клиентский сервис, HR. С организационной структурой можно ознакомиться в Приложении 2.</w:t>
+        <w:t>После инструктажа я ознакомился с общими сведениями и организационной структурой предприятия. ООО «Купишуз» — крупное предприятие в сфере интернет-торговли, развивающее платформу Lamoda с 2011 года. Организация имеет головной офис в г. Москве, собственный фулфилмент-центр в Московской области и развитую сеть пунктов выдачи заказов.</w:t>
+      </w:r>
+    </w:p>
+    <w:p>
+      <w:pPr>
+        <w:ind w:firstLine="709"/>
+        <w:jc w:val="both"/>
+        <w:spacing w:before="0" w:after="0" w:line="360" w:lineRule="auto"/>
+      </w:pPr>
+      <w:r>
+        <w:rPr>
+          <w:rFonts w:ascii="Times New Roman" w:hAnsi="Times New Roman"/>
+          <w:b w:val="0"/>
+          <w:sz w:val="28"/>
+          <w:rFonts w:eastAsia="Times New Roman"/>
+        </w:rPr>
+        <w:t>Организационная структура предприятия — линейно-функциональная, с выделенными функциональными блоками: коммерция и закупки, маркетинг, логистика и фулфилмент, IT и продукт, финансы и бухгалтерия, клиентский сервис, HR. Общая численность персонала составляет несколько тысяч человек. С организационной структурой можно ознакомиться в Приложении 2.</w:t>
       </w:r>
     </w:p>
     <w:p>
@@ -422,7 +470,7 @@
           <w:sz w:val="28"/>
           <w:rFonts w:eastAsia="Times New Roman"/>
         </w:rPr>
-        <w:t>Второй день практики был посвящён изучению системы взаимодействия организации с поставщиками. Ключевыми поставщиками являются производители и дистрибьюторы одежды, обуви, аксессуаров, косметики, товаров для спорта и дома.</w:t>
+        <w:t>Второй день практики был посвящён изучению системы взаимодействия организации с поставщиками, а также основным принципам их выбора. Ключевыми поставщиками являются производители и официальные дистрибьюторы одежды, обуви, аксессуаров, парфюмерно-косметической продукции, товаров для спорта и дома.</w:t>
       </w:r>
     </w:p>
     <w:p>
@@ -438,7 +486,23 @@
           <w:sz w:val="28"/>
           <w:rFonts w:eastAsia="Times New Roman"/>
         </w:rPr>
-        <w:t>Система взаимодействия построена на категорийном принципе: за каждой товарной категорией закреплён закупщик. Основные принципы выбора поставщиков: качество и соответствие требованиям, надёжность, ценовая конкурентоспособность, сроки поставки, гибкость сотрудничества, соответствие требованиям сертификации и маркировки.</w:t>
+        <w:t>Система взаимодействия с поставщиками построена на категорийном принципе: за каждой товарной категорией закреплён закупщик (category manager), который отвечает за формирование ассортимента, переговоры по условиям поставок и контроль выполнения договорных обязательств.</w:t>
+      </w:r>
+    </w:p>
+    <w:p>
+      <w:pPr>
+        <w:ind w:firstLine="709"/>
+        <w:jc w:val="both"/>
+        <w:spacing w:before="0" w:after="0" w:line="360" w:lineRule="auto"/>
+      </w:pPr>
+      <w:r>
+        <w:rPr>
+          <w:rFonts w:ascii="Times New Roman" w:hAnsi="Times New Roman"/>
+          <w:b w:val="0"/>
+          <w:sz w:val="28"/>
+          <w:rFonts w:eastAsia="Times New Roman"/>
+        </w:rPr>
+        <w:t>Основные принципы выбора поставщиков: качество и соответствие требованиям технических регламентов ЕАЭС; надёжность и деловая репутация; ценовая конкурентоспособность; сроки поставки и логистика; условия оплаты и гибкость сотрудничества; соответствие требованиям сертификации и маркировки.</w:t>
       </w:r>
     </w:p>
     <w:p>
@@ -470,7 +534,7 @@
           <w:sz w:val="28"/>
           <w:rFonts w:eastAsia="Times New Roman"/>
         </w:rPr>
-        <w:t>Третий день практики был посвящён ознакомлению с помещениями организации. Головной офис расположен в г. Москве, компания эксплуатирует фулфилмент-центр в Московской области и сеть пунктов выдачи заказов.</w:t>
+        <w:t>Третий день практики был посвящён ознакомлению с помещениями организации. Поскольку предприятие работает в формате интернет-торговли, классические торговые залы отсутствуют. Головной офис расположен по адресу: г. Москва, Дербеневская набережная, д. 7, стр. 22. Помимо офиса, компания эксплуатирует крупный фулфилмент-центр в Московской области и сеть пунктов выдачи.</w:t>
       </w:r>
     </w:p>
     <w:p>
@@ -486,7 +550,7 @@
           <w:sz w:val="28"/>
           <w:rFonts w:eastAsia="Times New Roman"/>
         </w:rPr>
-        <w:t>Помещения разделены на зоны: офисная зона (рабочие места, переговорные), складская (фулфилмент-) зона (приёмка, хранение, комплектация, отгрузка заказов), клиентская зона (шоурум и пункты выдачи). С планом помещений можно ознакомиться в Приложении 3.</w:t>
+        <w:t>Помещения разделены на основные зоны: офисная зона (рабочие места сотрудников, кабинеты руководителей, переговорные комнаты); складская (фулфилмент-) зона (приёмка товаров, стеллажное хранение, комплектация, упаковка и отгрузка заказов); клиентская зона — шоурум и пункты выдачи (примерочные кабины, кассовое оборудование, терминалы эквайринга). С планом помещений можно ознакомиться в Приложении 3.</w:t>
       </w:r>
     </w:p>
     <w:p>
@@ -518,7 +582,7 @@
           <w:sz w:val="28"/>
           <w:rFonts w:eastAsia="Times New Roman"/>
         </w:rPr>
-        <w:t>Четвёртый день практики был посвящён оформлению финансовых документов и ознакомлению с порядком учёта товарно-материальных ценностей. В организации применяется автоматизированный учёт ТМЦ, интегрированный с WMS фулфилмент-центра.</w:t>
+        <w:t>Четвёртый день практики был посвящён оформлению финансовых документов и отчётов, а также ознакомлению с порядком учёта товарно-материальных ценностей в организации. В организации применяется автоматизированный учёт ТМЦ в учётной системе, интегрированной с WMS фулфилмент-центра, что позволяет в режиме реального времени отражать остатки, поступления и отгрузки товаров.</w:t>
       </w:r>
     </w:p>
     <w:p>
@@ -534,7 +598,23 @@
           <w:sz w:val="28"/>
           <w:rFonts w:eastAsia="Times New Roman"/>
         </w:rPr>
-        <w:t>Были рассмотрены приходные документы (ТОРГ-12, УПД), расходные документы, приёмосдаточные акты, акты на списание товаров, документы по уценке. Я принимал участие в оформлении нескольких приходных и расходных документов.</w:t>
+        <w:t>Были рассмотрены следующие документы: приходные документы (товарные накладные ТОРГ-12, УПД) на поступление товаров от поставщиков; расходные документы при отгрузке заказов; приёмосдаточные акты при передаче товаров между складами и пунктами выдачи; акты на списание товаров в случае брака, порчи или недостачи; документы по уценке товаров.</w:t>
+      </w:r>
+    </w:p>
+    <w:p>
+      <w:pPr>
+        <w:ind w:firstLine="709"/>
+        <w:jc w:val="both"/>
+        <w:spacing w:before="0" w:after="0" w:line="360" w:lineRule="auto"/>
+      </w:pPr>
+      <w:r>
+        <w:rPr>
+          <w:rFonts w:ascii="Times New Roman" w:hAnsi="Times New Roman"/>
+          <w:b w:val="0"/>
+          <w:sz w:val="28"/>
+          <w:rFonts w:eastAsia="Times New Roman"/>
+        </w:rPr>
+        <w:t>Я принимал участие в оформлении нескольких приходных и расходных документов, а также помогал в подготовке актов на списание бракованных товаров и возвратов поставщикам.</w:t>
       </w:r>
     </w:p>
     <w:p>
@@ -566,7 +646,7 @@
           <w:sz w:val="28"/>
           <w:rFonts w:eastAsia="Times New Roman"/>
         </w:rPr>
-        <w:t>Пятый день практики был посвящён изучению порядка проведения денежных расчётов. Преобладающей формой оплаты является безналичный расчёт: банковские карты, СБП, электронные кошельки. В пунктах выдачи также применяется оплата наличными и картой через POS-терминал.</w:t>
+        <w:t>Пятый день практики был посвящён изучению порядка проведения денежных расчётов с покупателями и контрагентами. Преобладающей формой оплаты является безналичный расчёт: оплата банковскими картами на сайте и в мобильном приложении, через системы быстрых платежей (СБП), электронные кошельки и сервисы рассрочки. При получении заказа в пункте выдачи также применяются оплата наличными и оплата картой через мобильный POS-терминал.</w:t>
       </w:r>
     </w:p>
     <w:p>
@@ -582,7 +662,23 @@
           <w:sz w:val="28"/>
           <w:rFonts w:eastAsia="Times New Roman"/>
         </w:rPr>
-        <w:t>Я ознакомился с правилами работы с наличными: проверкой подлинности банкнот, пересчётом купюр, оформлением выручки за смену, заполнением ПКО и РКО, ведением кассовой книги. Принял участие в подсчёте и оформлении наличных поступлений.</w:t>
+        <w:t>В ходе практики я ознакомился с правилами работы с наличными денежными средствами: проверкой подлинности банкнот с помощью детекторов валют, работой на машине пересчёта купюр, порядком подсчёта и оформления денежной выручки за смену, заполнением приходных и расходных кассовых ордеров (ПКО и РКО), порядком ведения кассовой книги.</w:t>
+      </w:r>
+    </w:p>
+    <w:p>
+      <w:pPr>
+        <w:ind w:firstLine="709"/>
+        <w:jc w:val="both"/>
+        <w:spacing w:before="0" w:after="0" w:line="360" w:lineRule="auto"/>
+      </w:pPr>
+      <w:r>
+        <w:rPr>
+          <w:rFonts w:ascii="Times New Roman" w:hAnsi="Times New Roman"/>
+          <w:b w:val="0"/>
+          <w:sz w:val="28"/>
+          <w:rFonts w:eastAsia="Times New Roman"/>
+        </w:rPr>
+        <w:t>На практике я проверил несколько банкнот на подлинность, освоил работу на счётчике купюр и принял участие в подсчёте и оформлении наличных поступлений по итогам смены пункта выдачи заказов.</w:t>
       </w:r>
     </w:p>
     <w:p>
@@ -598,7 +694,7 @@
           <w:sz w:val="28"/>
           <w:rFonts w:eastAsia="Times New Roman"/>
         </w:rPr>
-        <w:t>6. 06.04.2026 – 08.04.2026 — Расчёт основных налогов и анализ показателей ФХД организации</w:t>
+        <w:t>6. 06.04.2026 – 08.04.2026 — Расчёт основных налогов и анализ показателей финансово-хозяйственной деятельности организации</w:t>
       </w:r>
     </w:p>
     <w:p>
@@ -614,7 +710,7 @@
           <w:sz w:val="28"/>
           <w:rFonts w:eastAsia="Times New Roman"/>
         </w:rPr>
-        <w:t>Организация применяет ОСНО. Были изучены и рассчитаны: НДС (20 %), налог на прибыль (20 %), страховые взносы, налог на имущество и транспортный налог.</w:t>
+        <w:t>В период с 6 по 8 апреля 2026 года я занимался расчётом основных налогов и анализом показателей финансово-хозяйственной деятельности организации. Организация применяет общую систему налогообложения (ОСНО). В ходе практики были изучены и рассчитаны следующие основные налоги: налог на добавленную стоимость (НДС) по ставке 20 %; налог на прибыль организаций по ставке 20 %; страховые взносы на обязательное социальное страхование; налог на имущество организаций.</w:t>
       </w:r>
     </w:p>
     <w:p>
@@ -630,7 +726,7 @@
           <w:sz w:val="28"/>
           <w:rFonts w:eastAsia="Times New Roman"/>
         </w:rPr>
-        <w:t>Анализ показателей ФХД за 2025–2026 гг. выявил устойчивый рост: выручка выросла на 26,2 %, чистая прибыль — на 33,8 %, рентабельность продаж составила 14,9 %. Подробные данные представлены в Приложении 4.</w:t>
+        <w:t>Анализ ключевых показателей финансово-хозяйственной деятельности за 6 и 12 месяцев 2025–2026 годов выявил устойчивый рост основных финансовых результатов. Выручка организации выросла на 26,2 % по сравнению с предыдущим годом, при этом темпы роста чистой прибыли (+33,8 %) опережают рост выручки. Рентабельность продаж увеличилась на 0,9 процентных пункта и составила 14,9 %. Подробные данные представлены в Приложении 4.</w:t>
       </w:r>
     </w:p>
     <w:p>
@@ -662,7 +758,7 @@
           <w:sz w:val="28"/>
           <w:rFonts w:eastAsia="Times New Roman"/>
         </w:rPr>
-        <w:t>Я занимался выявлением потребностей и спроса на товары организации. Учитывались сезонность, модные тренды, ценовая чувствительность покупателей. Проводил анализ спроса на основе аналитики поисковых запросов и поведения пользователей на сайте.</w:t>
+        <w:t>В период с 9 по 11 апреля 2026 года я занимался выявлением потребностей и спроса на товары организации. Учитывались сезонность спроса, модные тренды, ценовая чувствительность и поведенческие особенности покупателей онлайн-площадок.</w:t>
       </w:r>
     </w:p>
     <w:p>
@@ -678,7 +774,7 @@
           <w:sz w:val="28"/>
           <w:rFonts w:eastAsia="Times New Roman"/>
         </w:rPr>
-        <w:t>Ознакомился со сбытовой политикой, каналами распределения товаров, стратегиями ценообразования и мероприятиями по стимулированию потребителей (промокоды, распродажи, программа лояльности).</w:t>
+        <w:t>В ходе практики я проводил анализ спроса путём ознакомления с аналитикой поисковых запросов и поведения пользователей на сайте. Ознакомился со сбытовой политикой организации, каналами распределения товаров, стратегиями ценообразования. Были изучены мероприятия по стимулированию потребителей (промокоды, распродажи, бесплатная примерка) и персонала (KPI-системы, бонусы).</w:t>
       </w:r>
     </w:p>
     <w:p>
@@ -710,7 +806,23 @@
           <w:sz w:val="28"/>
           <w:rFonts w:eastAsia="Times New Roman"/>
         </w:rPr>
-        <w:t>Ознакомился с маркетинговыми мероприятиями организации: цифровая реклама, email- и push-рассылки, работа с блогерами, сезонные распродажи, офлайн-мероприятия. Принял участие в составлении проекта рекламной кампании и подготовке креативных брифов.</w:t>
+        <w:t>За это время я ознакомился с маркетинговыми мероприятиями организации: цифровая реклама (контекстная и таргетированная), email- и push-рассылки, работа с социальными сетями и блогерами, сезонные распродажи (Black Friday, Cyber Monday, сезонные SALE), а также офлайн-мероприятия — модные показы и коллаборации с дизайнерами.</w:t>
+      </w:r>
+    </w:p>
+    <w:p>
+      <w:pPr>
+        <w:ind w:firstLine="709"/>
+        <w:jc w:val="both"/>
+        <w:spacing w:before="0" w:after="0" w:line="360" w:lineRule="auto"/>
+      </w:pPr>
+      <w:r>
+        <w:rPr>
+          <w:rFonts w:ascii="Times New Roman" w:hAnsi="Times New Roman"/>
+          <w:b w:val="0"/>
+          <w:sz w:val="28"/>
+          <w:rFonts w:eastAsia="Times New Roman"/>
+        </w:rPr>
+        <w:t>Я принял участие в составлении проекта одной из рекламных кампаний, помогал готовить креативные брифы и презентационные материалы, участвовал в разработке предложений по проведению промо-акций для отдельных товарных категорий. Особое внимание уделялось измерению эффективности через ключевые метрики: ROMI, CAC, LTV, CTR, конверсия в заказ.</w:t>
       </w:r>
     </w:p>
     <w:p>
@@ -742,7 +854,7 @@
           <w:sz w:val="28"/>
           <w:rFonts w:eastAsia="Times New Roman"/>
         </w:rPr>
-        <w:t>Проводил комплексный анализ маркетинговой среды: внутренняя среда организации, социально-экономическая среда, демографическая среда, конкурентная среда (Wildberries, Ozon, Яндекс Маркет).</w:t>
+        <w:t>В период с 9 по 11 апреля 2026 года я проводил комплексный анализ маркетинговой среды организации. Были изучены основные компоненты: внутренняя среда организации (ресурсы, структура, ассортиментный портфель, технологическая платформа); социально-экономическая среда (состояние экономики, доходы населения, динамика розничной торговли); демографическая среда (возраст, пол, география целевой аудитории); конкурентная среда (Wildberries, Ozon, Яндекс Маркет, специализированные fashion-ритейлеры).</w:t>
       </w:r>
     </w:p>
     <w:p>
@@ -758,7 +870,7 @@
           <w:sz w:val="28"/>
           <w:rFonts w:eastAsia="Times New Roman"/>
         </w:rPr>
-        <w:t>Оценка конкурентоспособности проводилась по объёмам продаж, потребительским характеристикам и экономическим показателям. Выявлены сильные позиции организации: широкий ассортимент, развитая логистика, бесплатная примерка и возвраты.</w:t>
+        <w:t>Оценка конкурентоспособности проводилась по объёмам продаж и доле рынка, потребительским характеристикам (широта ассортимента, скорость доставки, удобство примерки и возврата) и экономическим показателям (цена, акции, программа лояльности). Выявлены сильные конкурентные позиции: широкий ассортимент, развитая логистика, бесплатная примерка.</w:t>
       </w:r>
     </w:p>
     <w:p>
@@ -826,7 +938,7 @@
           <w:sz w:val="28"/>
           <w:rFonts w:eastAsia="Times New Roman"/>
         </w:rPr>
-        <w:t>В ходе практики проявил знания в области маркетинговой деятельности: научился выявлять потребности потребителей, анализировать маркетинговую среду организации, оценивать конкурентоспособность товарного предложения, а также участвовать в разработке и реализации маркетинговых мероприятий.</w:t>
+        <w:t>В ходе практики проявил знания в области маркетинговой деятельности: научился выявлять потребности потребителей, анализировать маркетинговую среду организации, оценивать конкурентоспособность товарного предложения, а также участвовать в разработке и реализации маркетинговых мероприятий и коммуникаций в онлайн-канале.</w:t>
       </w:r>
     </w:p>
     <w:p>
@@ -1006,7 +1118,7 @@
           <w:sz w:val="28"/>
           <w:rFonts w:eastAsia="Times New Roman"/>
         </w:rPr>
-        <w:t>9. Методические указания по производственной практике по ПМ 02. – М.: МФЮА, 2025.</w:t>
+        <w:t>9. Методические указания по производственной практике по ПМ 02. Организация и проведение экономической и маркетинговой деятельности для специальности 38.02.04 Коммерция (по отраслям). – М.: МФЮА, 2025.</w:t>
       </w:r>
     </w:p>
     <w:p>
